--- a/x_assessment/AM2_Professional_Discussion_Portfolio_Template.docx
+++ b/x_assessment/AM2_Professional_Discussion_Portfolio_Template.docx
@@ -42,972 +42,1070 @@
         </w:rPr>
         <w:t>Louise Yorke</w:t>
       </w:r>
-    </w:p>
-    <w:p>
-      <w:pPr>
-        <w:spacing w:after="480"/>
-        <w:jc w:val="center"/>
-      </w:pPr>
-      <w:r>
-        <w:rPr>
-          <w:color w:val="595959"/>
-          <w:sz w:val="22"/>
-          <w:szCs w:val="22"/>
-        </w:rPr>
-        <w:t>UCL Institute of Education | Cambridge Spark Level 6 AI Engineering Apprenticeship</w:t>
-      </w:r>
-    </w:p>
-    <w:p>
-      <w:pPr>
-        <w:jc w:val="center"/>
-      </w:pPr>
-      <w:r>
-        <w:rPr>
-          <w:i/>
-          <w:iCs/>
-          <w:color w:val="595959"/>
-          <w:sz w:val="22"/>
-          <w:szCs w:val="22"/>
-        </w:rPr>
-        <w:t>Reminders: first person active voice (“I built…”), past tense for completed work, open book in the discussion. Both projects below draw on the newsletter classification system: Project 1 covers design and build, Project 2 covers deployment and live operation. Keep the two phases distinct.</w:t>
-      </w:r>
-    </w:p>
-    <w:p>
-      <w:r>
-        <w:br w:type="page"/>
+      <w:bookmarkStart w:id="0" w:name="_Toc232247107"/>
+    </w:p>
+    <w:p>
+      <w:pPr>
+        <w:pStyle w:val="NormalWeb"/>
+        <w:rPr>
+          <w:highlight w:val="yellow"/>
+        </w:rPr>
+      </w:pPr>
+      <w:r>
+        <w:rPr>
+          <w:rStyle w:val="Strong"/>
+          <w:highlight w:val="yellow"/>
+        </w:rPr>
+        <w:t>Need New Info</w:t>
+      </w:r>
+    </w:p>
+    <w:p>
+      <w:pPr>
+        <w:pStyle w:val="NormalWeb"/>
+        <w:numPr>
+          <w:ilvl w:val="0"/>
+          <w:numId w:val="11"/>
+        </w:numPr>
+        <w:rPr>
+          <w:highlight w:val="yellow"/>
+        </w:rPr>
+      </w:pPr>
+      <w:r>
+        <w:rPr>
+          <w:rStyle w:val="Strong"/>
+          <w:highlight w:val="yellow"/>
+        </w:rPr>
+        <w:t>2.3 Project management methodology and lifecycle security</w:t>
+      </w:r>
+      <w:r>
+        <w:rPr>
+          <w:highlight w:val="yellow"/>
+        </w:rPr>
+        <w:br/>
+        <w:t xml:space="preserve">Add: who has </w:t>
+      </w:r>
+      <w:proofErr w:type="spellStart"/>
+      <w:r>
+        <w:rPr>
+          <w:highlight w:val="yellow"/>
+        </w:rPr>
+        <w:t>Supabase</w:t>
+      </w:r>
+      <w:proofErr w:type="spellEnd"/>
+      <w:r>
+        <w:rPr>
+          <w:highlight w:val="yellow"/>
+        </w:rPr>
+        <w:t>/GitHub access, whether Row Level Security is enabled, exact security/access setup.</w:t>
+      </w:r>
+    </w:p>
+    <w:p>
+      <w:pPr>
+        <w:pStyle w:val="NormalWeb"/>
+        <w:numPr>
+          <w:ilvl w:val="0"/>
+          <w:numId w:val="11"/>
+        </w:numPr>
+        <w:rPr>
+          <w:highlight w:val="yellow"/>
+        </w:rPr>
+      </w:pPr>
+      <w:r>
+        <w:rPr>
+          <w:rStyle w:val="Strong"/>
+          <w:highlight w:val="yellow"/>
+        </w:rPr>
+        <w:t>2.4 Regulatory, legal, ethical and governance choices</w:t>
+      </w:r>
+      <w:r>
+        <w:rPr>
+          <w:highlight w:val="yellow"/>
+        </w:rPr>
+        <w:br/>
+        <w:t>Add: confirmed lawful basis under UK GDPR, named UCL policies, and safer wording around incidental public names in articles.</w:t>
+      </w:r>
+    </w:p>
+    <w:p>
+      <w:pPr>
+        <w:pStyle w:val="NormalWeb"/>
+        <w:numPr>
+          <w:ilvl w:val="0"/>
+          <w:numId w:val="11"/>
+        </w:numPr>
+        <w:rPr>
+          <w:highlight w:val="yellow"/>
+        </w:rPr>
+      </w:pPr>
+      <w:r>
+        <w:rPr>
+          <w:rStyle w:val="Strong"/>
+          <w:highlight w:val="yellow"/>
+        </w:rPr>
+        <w:t>3.6 Compliance, audit and documentation</w:t>
+      </w:r>
+      <w:r>
+        <w:rPr>
+          <w:highlight w:val="yellow"/>
+        </w:rPr>
+        <w:br/>
+        <w:t>Add: any UCL research-data / records-retention / audit rules you want to name, plus how retention/access is handled in practice.</w:t>
+      </w:r>
+    </w:p>
+    <w:p>
+      <w:pPr>
+        <w:pStyle w:val="NormalWeb"/>
+        <w:numPr>
+          <w:ilvl w:val="0"/>
+          <w:numId w:val="11"/>
+        </w:numPr>
+        <w:rPr>
+          <w:highlight w:val="yellow"/>
+        </w:rPr>
+      </w:pPr>
+      <w:r>
+        <w:rPr>
+          <w:rStyle w:val="Strong"/>
+          <w:highlight w:val="yellow"/>
+        </w:rPr>
+        <w:t>3.9 Inclusive collaboration</w:t>
+      </w:r>
+      <w:r>
+        <w:rPr>
+          <w:highlight w:val="yellow"/>
+        </w:rPr>
+        <w:br/>
+        <w:t>Add: exact UCL EDI/accessibility/dignity-at-work policy names, not just generic EDI wording.</w:t>
+      </w:r>
+    </w:p>
+    <w:p>
+      <w:pPr>
+        <w:pStyle w:val="NormalWeb"/>
+        <w:numPr>
+          <w:ilvl w:val="0"/>
+          <w:numId w:val="11"/>
+        </w:numPr>
+        <w:rPr>
+          <w:highlight w:val="yellow"/>
+        </w:rPr>
+      </w:pPr>
+      <w:r>
+        <w:rPr>
+          <w:rStyle w:val="Strong"/>
+          <w:highlight w:val="yellow"/>
+        </w:rPr>
+        <w:t>4.2 Tools and resources used to stay current</w:t>
+      </w:r>
+      <w:r>
+        <w:rPr>
+          <w:highlight w:val="yellow"/>
+        </w:rPr>
+        <w:br/>
+        <w:t>Add: real newsletters, podcasts, communities, seminars, conferences, work events, cohort sessions, etc. The table still has placeholders.</w:t>
+      </w:r>
+    </w:p>
+    <w:p>
+      <w:pPr>
+        <w:pStyle w:val="NormalWeb"/>
+        <w:rPr>
+          <w:highlight w:val="yellow"/>
+        </w:rPr>
+      </w:pPr>
+      <w:r>
+        <w:rPr>
+          <w:rStyle w:val="Strong"/>
+          <w:highlight w:val="yellow"/>
+        </w:rPr>
+        <w:t>Need Verification / Evidence Labels</w:t>
+      </w:r>
+    </w:p>
+    <w:p>
+      <w:pPr>
+        <w:pStyle w:val="NormalWeb"/>
+        <w:numPr>
+          <w:ilvl w:val="0"/>
+          <w:numId w:val="12"/>
+        </w:numPr>
+        <w:rPr>
+          <w:highlight w:val="yellow"/>
+        </w:rPr>
+      </w:pPr>
+      <w:r>
+        <w:rPr>
+          <w:rStyle w:val="Strong"/>
+          <w:highlight w:val="yellow"/>
+        </w:rPr>
+        <w:t>2.5 Evaluation and metrics</w:t>
+      </w:r>
+      <w:r>
+        <w:rPr>
+          <w:highlight w:val="yellow"/>
+        </w:rPr>
+        <w:br/>
+        <w:t xml:space="preserve">Check every number: held-out F1, </w:t>
+      </w:r>
+      <w:proofErr w:type="gramStart"/>
+      <w:r>
+        <w:rPr>
+          <w:highlight w:val="yellow"/>
+        </w:rPr>
+        <w:t>top-2</w:t>
+      </w:r>
+      <w:proofErr w:type="gramEnd"/>
+      <w:r>
+        <w:rPr>
+          <w:highlight w:val="yellow"/>
+        </w:rPr>
+        <w:t xml:space="preserve"> accuracy, real-world articles, confidence intervals. Label dataset/date/run.</w:t>
+      </w:r>
+    </w:p>
+    <w:p>
+      <w:pPr>
+        <w:pStyle w:val="NormalWeb"/>
+        <w:numPr>
+          <w:ilvl w:val="0"/>
+          <w:numId w:val="12"/>
+        </w:numPr>
+        <w:rPr>
+          <w:highlight w:val="yellow"/>
+        </w:rPr>
+      </w:pPr>
+      <w:r>
+        <w:rPr>
+          <w:rStyle w:val="Strong"/>
+          <w:highlight w:val="yellow"/>
+        </w:rPr>
+        <w:t>2.10 Model refinement distinction</w:t>
+      </w:r>
+      <w:r>
+        <w:rPr>
+          <w:highlight w:val="yellow"/>
+        </w:rPr>
+        <w:br/>
+        <w:t>Verify SHAP/McNemar/Claude comparison numbers and point to the right evidence docs/notebooks.</w:t>
+      </w:r>
+    </w:p>
+    <w:p>
+      <w:pPr>
+        <w:pStyle w:val="NormalWeb"/>
+        <w:numPr>
+          <w:ilvl w:val="0"/>
+          <w:numId w:val="12"/>
+        </w:numPr>
+        <w:rPr>
+          <w:highlight w:val="yellow"/>
+        </w:rPr>
+      </w:pPr>
+      <w:r>
+        <w:rPr>
+          <w:rStyle w:val="Strong"/>
+          <w:highlight w:val="yellow"/>
+        </w:rPr>
+        <w:t>3.4 Monitoring drift</w:t>
+      </w:r>
+      <w:r>
+        <w:rPr>
+          <w:highlight w:val="yellow"/>
+        </w:rPr>
+        <w:br/>
+        <w:t>Add dates/source for the “850 articles over 24 weeks”, confidence, drift status, retrain decision.</w:t>
+      </w:r>
+    </w:p>
+    <w:p>
+      <w:pPr>
+        <w:pStyle w:val="NormalWeb"/>
+        <w:numPr>
+          <w:ilvl w:val="0"/>
+          <w:numId w:val="12"/>
+        </w:numPr>
+        <w:rPr>
+          <w:highlight w:val="yellow"/>
+        </w:rPr>
+      </w:pPr>
+      <w:r>
+        <w:rPr>
+          <w:rStyle w:val="Strong"/>
+          <w:highlight w:val="yellow"/>
+        </w:rPr>
+        <w:t>3.10 / 3.11 Risk, scalability, monitoring</w:t>
+      </w:r>
+      <w:r>
+        <w:rPr>
+          <w:highlight w:val="yellow"/>
+        </w:rPr>
+        <w:br/>
+        <w:t>Confirm alerting status: RED issues work, AMBER email not wired, SMTP secret missing.</w:t>
+      </w:r>
+    </w:p>
+    <w:p>
+      <w:pPr>
+        <w:pStyle w:val="NormalWeb"/>
+        <w:rPr>
+          <w:highlight w:val="yellow"/>
+        </w:rPr>
+      </w:pPr>
+      <w:r>
+        <w:rPr>
+          <w:rStyle w:val="Strong"/>
+          <w:highlight w:val="yellow"/>
+        </w:rPr>
+        <w:t>Mostly Cleanup, Not New Info</w:t>
+      </w:r>
+    </w:p>
+    <w:p>
+      <w:pPr>
+        <w:numPr>
+          <w:ilvl w:val="0"/>
+          <w:numId w:val="13"/>
+        </w:numPr>
+        <w:spacing w:before="100" w:beforeAutospacing="1" w:after="100" w:afterAutospacing="1"/>
+        <w:rPr>
+          <w:highlight w:val="yellow"/>
+        </w:rPr>
+      </w:pPr>
+      <w:r>
+        <w:rPr>
+          <w:highlight w:val="yellow"/>
+        </w:rPr>
+        <w:t xml:space="preserve">Remove </w:t>
+      </w:r>
+      <w:r>
+        <w:rPr>
+          <w:rStyle w:val="HTMLCode"/>
+          <w:highlight w:val="yellow"/>
+        </w:rPr>
+        <w:t>[Write your notes here]</w:t>
+      </w:r>
+      <w:r>
+        <w:rPr>
+          <w:highlight w:val="yellow"/>
+        </w:rPr>
+        <w:t xml:space="preserve">, </w:t>
+      </w:r>
+      <w:r>
+        <w:rPr>
+          <w:rStyle w:val="HTMLCode"/>
+          <w:highlight w:val="yellow"/>
+        </w:rPr>
+        <w:t>[CONFIRM]</w:t>
+      </w:r>
+      <w:r>
+        <w:rPr>
+          <w:highlight w:val="yellow"/>
+        </w:rPr>
+        <w:t xml:space="preserve">, </w:t>
+      </w:r>
+      <w:r>
+        <w:rPr>
+          <w:rStyle w:val="HTMLCode"/>
+          <w:highlight w:val="yellow"/>
+        </w:rPr>
+        <w:t>[who]</w:t>
+      </w:r>
+      <w:r>
+        <w:rPr>
+          <w:highlight w:val="yellow"/>
+        </w:rPr>
+        <w:t xml:space="preserve">, </w:t>
+      </w:r>
+      <w:r>
+        <w:rPr>
+          <w:rStyle w:val="HTMLCode"/>
+          <w:highlight w:val="yellow"/>
+        </w:rPr>
+        <w:t>[optional]</w:t>
+      </w:r>
+      <w:r>
+        <w:rPr>
+          <w:highlight w:val="yellow"/>
+        </w:rPr>
+        <w:t>.</w:t>
+      </w:r>
+    </w:p>
+    <w:p>
+      <w:pPr>
+        <w:numPr>
+          <w:ilvl w:val="0"/>
+          <w:numId w:val="13"/>
+        </w:numPr>
+        <w:spacing w:before="100" w:beforeAutospacing="1" w:after="100" w:afterAutospacing="1"/>
+        <w:rPr>
+          <w:highlight w:val="yellow"/>
+        </w:rPr>
+      </w:pPr>
+      <w:r>
+        <w:rPr>
+          <w:highlight w:val="yellow"/>
+        </w:rPr>
+        <w:t>Fix duplicate headings and TOC.</w:t>
+      </w:r>
+    </w:p>
+    <w:p>
+      <w:pPr>
+        <w:numPr>
+          <w:ilvl w:val="0"/>
+          <w:numId w:val="13"/>
+        </w:numPr>
+        <w:spacing w:before="100" w:beforeAutospacing="1" w:after="100" w:afterAutospacing="1"/>
+        <w:rPr>
+          <w:highlight w:val="yellow"/>
+        </w:rPr>
+      </w:pPr>
+      <w:r>
+        <w:rPr>
+          <w:highlight w:val="yellow"/>
+        </w:rPr>
+        <w:t>Add a short evidence-reference line under each big section.</w:t>
+      </w:r>
+    </w:p>
+    <w:p>
+      <w:pPr>
+        <w:numPr>
+          <w:ilvl w:val="0"/>
+          <w:numId w:val="13"/>
+        </w:numPr>
+        <w:spacing w:before="100" w:beforeAutospacing="1" w:after="100" w:afterAutospacing="1"/>
+        <w:rPr>
+          <w:highlight w:val="yellow"/>
+        </w:rPr>
+      </w:pPr>
+      <w:r>
+        <w:rPr>
+          <w:highlight w:val="yellow"/>
+        </w:rPr>
+        <w:t xml:space="preserve">Create a </w:t>
+      </w:r>
+      <w:proofErr w:type="gramStart"/>
+      <w:r>
+        <w:rPr>
+          <w:highlight w:val="yellow"/>
+        </w:rPr>
+        <w:t>1-2 page</w:t>
+      </w:r>
+      <w:proofErr w:type="gramEnd"/>
+      <w:r>
+        <w:rPr>
+          <w:highlight w:val="yellow"/>
+        </w:rPr>
+        <w:t xml:space="preserve"> crib sheet for speaking in the discussion.</w:t>
+      </w:r>
+    </w:p>
+    <w:p>
+      <w:pPr>
+        <w:pStyle w:val="NormalWeb"/>
+      </w:pPr>
+      <w:proofErr w:type="gramStart"/>
+      <w:r>
+        <w:rPr>
+          <w:highlight w:val="yellow"/>
+        </w:rPr>
+        <w:t>So</w:t>
+      </w:r>
+      <w:proofErr w:type="gramEnd"/>
+      <w:r>
+        <w:rPr>
+          <w:highlight w:val="yellow"/>
+        </w:rPr>
+        <w:t xml:space="preserve"> the big answer: </w:t>
+      </w:r>
+      <w:r>
+        <w:rPr>
+          <w:rStyle w:val="Strong"/>
+          <w:highlight w:val="yellow"/>
+        </w:rPr>
+        <w:t>new information is mainly policy/access/CPD details.</w:t>
+      </w:r>
+      <w:r>
+        <w:rPr>
+          <w:highlight w:val="yellow"/>
+        </w:rPr>
+        <w:t xml:space="preserve"> The technical and stakeholder evidence is already strong; it just needs verifying and tidying.</w:t>
+      </w:r>
+    </w:p>
+    <w:p>
+      <w:pPr>
+        <w:pStyle w:val="NormalWeb"/>
+        <w:rPr>
+          <w:highlight w:val="yellow"/>
+        </w:rPr>
+      </w:pPr>
+      <w:r>
+        <w:rPr>
+          <w:highlight w:val="yellow"/>
+        </w:rPr>
+        <w:lastRenderedPageBreak/>
+        <w:t xml:space="preserve">Yes, a few extra things, but they are mostly </w:t>
+      </w:r>
+      <w:r>
+        <w:rPr>
+          <w:rStyle w:val="Strong"/>
+          <w:highlight w:val="yellow"/>
+        </w:rPr>
+        <w:t>presentation risks</w:t>
+      </w:r>
+      <w:r>
+        <w:rPr>
+          <w:highlight w:val="yellow"/>
+        </w:rPr>
+        <w:t>, not missing content.</w:t>
+      </w:r>
+    </w:p>
+    <w:p>
+      <w:pPr>
+        <w:pStyle w:val="NormalWeb"/>
+        <w:rPr>
+          <w:highlight w:val="yellow"/>
+        </w:rPr>
+      </w:pPr>
+      <w:r>
+        <w:rPr>
+          <w:rStyle w:val="Strong"/>
+          <w:highlight w:val="yellow"/>
+        </w:rPr>
+        <w:t>1. Add A Mini Evidence Index</w:t>
+      </w:r>
+      <w:r>
+        <w:rPr>
+          <w:highlight w:val="yellow"/>
+        </w:rPr>
+        <w:br/>
+        <w:t>At the start or end, add a small table:</w:t>
+      </w:r>
+    </w:p>
+    <w:p>
+      <w:pPr>
+        <w:pStyle w:val="NormalWeb"/>
+        <w:rPr>
+          <w:highlight w:val="yellow"/>
+        </w:rPr>
+      </w:pPr>
+      <w:r>
+        <w:rPr>
+          <w:rStyle w:val="HTMLCode"/>
+          <w:highlight w:val="yellow"/>
+        </w:rPr>
+        <w:t>Section | KSBs | Key evidence | File/notebook/doc</w:t>
+      </w:r>
+    </w:p>
+    <w:p>
+      <w:pPr>
+        <w:pStyle w:val="NormalWeb"/>
+        <w:rPr>
+          <w:highlight w:val="yellow"/>
+        </w:rPr>
+      </w:pPr>
+      <w:r>
+        <w:rPr>
+          <w:highlight w:val="yellow"/>
+        </w:rPr>
+        <w:t>This will help you in the live discussion and shows the assessor you can back claims up.</w:t>
+      </w:r>
+    </w:p>
+    <w:p>
+      <w:pPr>
+        <w:pStyle w:val="NormalWeb"/>
+        <w:rPr>
+          <w:highlight w:val="yellow"/>
+        </w:rPr>
+      </w:pPr>
+      <w:r>
+        <w:rPr>
+          <w:rStyle w:val="Strong"/>
+          <w:highlight w:val="yellow"/>
+        </w:rPr>
+        <w:t>2. Make Metric Claims Consistent</w:t>
+      </w:r>
+      <w:r>
+        <w:rPr>
+          <w:highlight w:val="yellow"/>
+        </w:rPr>
+        <w:br/>
+        <w:t>Anywhere you use numbers, label them clearly:</w:t>
+      </w:r>
+    </w:p>
+    <w:p>
+      <w:pPr>
+        <w:numPr>
+          <w:ilvl w:val="0"/>
+          <w:numId w:val="14"/>
+        </w:numPr>
+        <w:spacing w:before="100" w:beforeAutospacing="1" w:after="100" w:afterAutospacing="1"/>
+        <w:rPr>
+          <w:highlight w:val="yellow"/>
+        </w:rPr>
+      </w:pPr>
+      <w:r>
+        <w:rPr>
+          <w:highlight w:val="yellow"/>
+        </w:rPr>
+        <w:t>validation set</w:t>
+      </w:r>
+    </w:p>
+    <w:p>
+      <w:pPr>
+        <w:numPr>
+          <w:ilvl w:val="0"/>
+          <w:numId w:val="14"/>
+        </w:numPr>
+        <w:spacing w:before="100" w:beforeAutospacing="1" w:after="100" w:afterAutospacing="1"/>
+        <w:rPr>
+          <w:highlight w:val="yellow"/>
+        </w:rPr>
+      </w:pPr>
+      <w:r>
+        <w:rPr>
+          <w:highlight w:val="yellow"/>
+        </w:rPr>
+        <w:t>held-out set</w:t>
+      </w:r>
+    </w:p>
+    <w:p>
+      <w:pPr>
+        <w:numPr>
+          <w:ilvl w:val="0"/>
+          <w:numId w:val="14"/>
+        </w:numPr>
+        <w:spacing w:before="100" w:beforeAutospacing="1" w:after="100" w:afterAutospacing="1"/>
+        <w:rPr>
+          <w:highlight w:val="yellow"/>
+        </w:rPr>
+      </w:pPr>
+      <w:r>
+        <w:rPr>
+          <w:highlight w:val="yellow"/>
+        </w:rPr>
+        <w:t>real-world trial set</w:t>
+      </w:r>
+    </w:p>
+    <w:p>
+      <w:pPr>
+        <w:numPr>
+          <w:ilvl w:val="0"/>
+          <w:numId w:val="14"/>
+        </w:numPr>
+        <w:spacing w:before="100" w:beforeAutospacing="1" w:after="100" w:afterAutospacing="1"/>
+        <w:rPr>
+          <w:highlight w:val="yellow"/>
+        </w:rPr>
+      </w:pPr>
+      <w:r>
+        <w:rPr>
+          <w:highlight w:val="yellow"/>
+        </w:rPr>
+        <w:t>live monitoring period</w:t>
+      </w:r>
+    </w:p>
+    <w:p>
+      <w:pPr>
+        <w:numPr>
+          <w:ilvl w:val="0"/>
+          <w:numId w:val="14"/>
+        </w:numPr>
+        <w:spacing w:before="100" w:beforeAutospacing="1" w:after="100" w:afterAutospacing="1"/>
+        <w:rPr>
+          <w:highlight w:val="yellow"/>
+        </w:rPr>
+      </w:pPr>
+      <w:r>
+        <w:rPr>
+          <w:highlight w:val="yellow"/>
+        </w:rPr>
+        <w:t>date/run/notebook</w:t>
+      </w:r>
+    </w:p>
+    <w:p>
+      <w:pPr>
+        <w:pStyle w:val="NormalWeb"/>
+        <w:rPr>
+          <w:highlight w:val="yellow"/>
+        </w:rPr>
+      </w:pPr>
+      <w:r>
+        <w:rPr>
+          <w:highlight w:val="yellow"/>
+        </w:rPr>
+        <w:t>This avoids the assessor asking, “which dataset was that?”</w:t>
+      </w:r>
+    </w:p>
+    <w:p>
+      <w:pPr>
+        <w:pStyle w:val="NormalWeb"/>
+        <w:rPr>
+          <w:highlight w:val="yellow"/>
+        </w:rPr>
+      </w:pPr>
+      <w:r>
+        <w:rPr>
+          <w:rStyle w:val="Strong"/>
+          <w:highlight w:val="yellow"/>
+        </w:rPr>
+        <w:t>3. Remove Draft Voice</w:t>
+      </w:r>
+      <w:r>
+        <w:rPr>
+          <w:highlight w:val="yellow"/>
+        </w:rPr>
+        <w:br/>
+        <w:t>Some sections still sound like prep notes: “What to include”, “Reflect”, “optional”, “confirm”. Final version should read like confident open-book notes, not a worksheet.</w:t>
+      </w:r>
+    </w:p>
+    <w:p>
+      <w:pPr>
+        <w:pStyle w:val="NormalWeb"/>
+        <w:rPr>
+          <w:highlight w:val="yellow"/>
+        </w:rPr>
+      </w:pPr>
+      <w:r>
+        <w:rPr>
+          <w:rStyle w:val="Strong"/>
+          <w:highlight w:val="yellow"/>
+        </w:rPr>
+        <w:t>4. Add A 90-Minute Discussion Crib Sheet</w:t>
+      </w:r>
+      <w:r>
+        <w:rPr>
+          <w:highlight w:val="yellow"/>
+        </w:rPr>
+        <w:br/>
+        <w:t>This is probably the most useful extra thing. One or two pages only:</w:t>
+      </w:r>
+    </w:p>
+    <w:p>
+      <w:pPr>
+        <w:numPr>
+          <w:ilvl w:val="0"/>
+          <w:numId w:val="15"/>
+        </w:numPr>
+        <w:spacing w:before="100" w:beforeAutospacing="1" w:after="100" w:afterAutospacing="1"/>
+        <w:rPr>
+          <w:highlight w:val="yellow"/>
+        </w:rPr>
+      </w:pPr>
+      <w:r>
+        <w:rPr>
+          <w:highlight w:val="yellow"/>
+        </w:rPr>
+        <w:t>likely question</w:t>
+      </w:r>
+    </w:p>
+    <w:p>
+      <w:pPr>
+        <w:numPr>
+          <w:ilvl w:val="0"/>
+          <w:numId w:val="15"/>
+        </w:numPr>
+        <w:spacing w:before="100" w:beforeAutospacing="1" w:after="100" w:afterAutospacing="1"/>
+        <w:rPr>
+          <w:highlight w:val="yellow"/>
+        </w:rPr>
+      </w:pPr>
+      <w:r>
+        <w:rPr>
+          <w:highlight w:val="yellow"/>
+        </w:rPr>
+        <w:t>3 key points</w:t>
+      </w:r>
+    </w:p>
+    <w:p>
+      <w:pPr>
+        <w:numPr>
+          <w:ilvl w:val="0"/>
+          <w:numId w:val="15"/>
+        </w:numPr>
+        <w:spacing w:before="100" w:beforeAutospacing="1" w:after="100" w:afterAutospacing="1"/>
+        <w:rPr>
+          <w:highlight w:val="yellow"/>
+        </w:rPr>
+      </w:pPr>
+      <w:r>
+        <w:rPr>
+          <w:highlight w:val="yellow"/>
+        </w:rPr>
+        <w:t>evidence</w:t>
+      </w:r>
+    </w:p>
+    <w:p>
+      <w:pPr>
+        <w:numPr>
+          <w:ilvl w:val="0"/>
+          <w:numId w:val="15"/>
+        </w:numPr>
+        <w:spacing w:before="100" w:beforeAutospacing="1" w:after="100" w:afterAutospacing="1"/>
+        <w:rPr>
+          <w:highlight w:val="yellow"/>
+        </w:rPr>
+      </w:pPr>
+      <w:r>
+        <w:rPr>
+          <w:highlight w:val="yellow"/>
+        </w:rPr>
+        <w:t>one reflection</w:t>
+      </w:r>
+    </w:p>
+    <w:p>
+      <w:pPr>
+        <w:pStyle w:val="NormalWeb"/>
+        <w:rPr>
+          <w:highlight w:val="yellow"/>
+        </w:rPr>
+      </w:pPr>
+      <w:r>
+        <w:rPr>
+          <w:highlight w:val="yellow"/>
+        </w:rPr>
+        <w:t>Your full doc is strong, but too big to navigate under pressure.</w:t>
+      </w:r>
+    </w:p>
+    <w:p>
+      <w:pPr>
+        <w:pStyle w:val="NormalWeb"/>
+        <w:rPr>
+          <w:highlight w:val="yellow"/>
+        </w:rPr>
+      </w:pPr>
+      <w:r>
+        <w:rPr>
+          <w:rStyle w:val="Strong"/>
+          <w:highlight w:val="yellow"/>
+        </w:rPr>
+        <w:t>5. Tighten The Personal Contribution</w:t>
+      </w:r>
+      <w:r>
+        <w:rPr>
+          <w:highlight w:val="yellow"/>
+        </w:rPr>
+        <w:br/>
+        <w:t xml:space="preserve">Keep saying exactly what </w:t>
+      </w:r>
+      <w:r>
+        <w:rPr>
+          <w:rStyle w:val="Strong"/>
+          <w:highlight w:val="yellow"/>
+        </w:rPr>
+        <w:t>you</w:t>
+      </w:r>
+      <w:r>
+        <w:rPr>
+          <w:highlight w:val="yellow"/>
+        </w:rPr>
+        <w:t xml:space="preserve"> did: “I built”, “I chose”, “I tested”, “I rejected”, “I changed”. Assessors care that the work is yours.</w:t>
+      </w:r>
+    </w:p>
+    <w:p>
+      <w:pPr>
+        <w:pStyle w:val="NormalWeb"/>
+        <w:rPr>
+          <w:highlight w:val="yellow"/>
+        </w:rPr>
+      </w:pPr>
+      <w:r>
+        <w:rPr>
+          <w:rStyle w:val="Strong"/>
+          <w:highlight w:val="yellow"/>
+        </w:rPr>
+        <w:t>6. Be Honest About Limits</w:t>
+      </w:r>
+      <w:r>
+        <w:rPr>
+          <w:highlight w:val="yellow"/>
+        </w:rPr>
+        <w:br/>
+        <w:t xml:space="preserve">The honest bits are </w:t>
+      </w:r>
+      <w:proofErr w:type="gramStart"/>
+      <w:r>
+        <w:rPr>
+          <w:highlight w:val="yellow"/>
+        </w:rPr>
+        <w:t>actually a</w:t>
+      </w:r>
+      <w:proofErr w:type="gramEnd"/>
+      <w:r>
+        <w:rPr>
+          <w:highlight w:val="yellow"/>
+        </w:rPr>
+        <w:t xml:space="preserve"> strength: partial adoption, </w:t>
+      </w:r>
+      <w:proofErr w:type="spellStart"/>
+      <w:r>
+        <w:rPr>
+          <w:highlight w:val="yellow"/>
+        </w:rPr>
+        <w:t>unlabelled</w:t>
+      </w:r>
+      <w:proofErr w:type="spellEnd"/>
+      <w:r>
+        <w:rPr>
+          <w:highlight w:val="yellow"/>
+        </w:rPr>
+        <w:t xml:space="preserve"> production stream, AMBER alert not wired, no formal ML decommissioning policy. Keep them, but frame each with what you did to manage the risk.</w:t>
+      </w:r>
+    </w:p>
+    <w:p>
+      <w:pPr>
+        <w:pStyle w:val="NormalWeb"/>
+        <w:rPr>
+          <w:highlight w:val="yellow"/>
+        </w:rPr>
+      </w:pPr>
+      <w:r>
+        <w:rPr>
+          <w:rStyle w:val="Strong"/>
+          <w:highlight w:val="yellow"/>
+        </w:rPr>
+        <w:t>7. Rehearse The Awkward Questions</w:t>
+      </w:r>
+      <w:r>
+        <w:rPr>
+          <w:highlight w:val="yellow"/>
+        </w:rPr>
+        <w:br/>
+        <w:t>Especially:</w:t>
+      </w:r>
+    </w:p>
+    <w:p>
+      <w:pPr>
+        <w:numPr>
+          <w:ilvl w:val="0"/>
+          <w:numId w:val="16"/>
+        </w:numPr>
+        <w:spacing w:before="100" w:beforeAutospacing="1" w:after="100" w:afterAutospacing="1"/>
+        <w:rPr>
+          <w:highlight w:val="yellow"/>
+        </w:rPr>
+      </w:pPr>
+      <w:r>
+        <w:rPr>
+          <w:highlight w:val="yellow"/>
+        </w:rPr>
+        <w:t>Why lower-F1 no-metadata model?</w:t>
+      </w:r>
+    </w:p>
+    <w:p>
+      <w:pPr>
+        <w:numPr>
+          <w:ilvl w:val="0"/>
+          <w:numId w:val="16"/>
+        </w:numPr>
+        <w:spacing w:before="100" w:beforeAutospacing="1" w:after="100" w:afterAutospacing="1"/>
+        <w:rPr>
+          <w:highlight w:val="yellow"/>
+        </w:rPr>
+      </w:pPr>
+      <w:r>
+        <w:rPr>
+          <w:highlight w:val="yellow"/>
+        </w:rPr>
+        <w:t>How do you know it is not biased?</w:t>
+      </w:r>
+    </w:p>
+    <w:p>
+      <w:pPr>
+        <w:numPr>
+          <w:ilvl w:val="0"/>
+          <w:numId w:val="16"/>
+        </w:numPr>
+        <w:spacing w:before="100" w:beforeAutospacing="1" w:after="100" w:afterAutospacing="1"/>
+        <w:rPr>
+          <w:highlight w:val="yellow"/>
+        </w:rPr>
+      </w:pPr>
+      <w:r>
+        <w:rPr>
+          <w:highlight w:val="yellow"/>
+        </w:rPr>
+        <w:t>What can you monitor without live labels?</w:t>
+      </w:r>
+    </w:p>
+    <w:p>
+      <w:pPr>
+        <w:numPr>
+          <w:ilvl w:val="0"/>
+          <w:numId w:val="16"/>
+        </w:numPr>
+        <w:spacing w:before="100" w:beforeAutospacing="1" w:after="100" w:afterAutospacing="1"/>
+        <w:rPr>
+          <w:highlight w:val="yellow"/>
+        </w:rPr>
+      </w:pPr>
+      <w:r>
+        <w:rPr>
+          <w:highlight w:val="yellow"/>
+        </w:rPr>
+        <w:t>What would trigger retraining?</w:t>
+      </w:r>
+    </w:p>
+    <w:p>
+      <w:pPr>
+        <w:numPr>
+          <w:ilvl w:val="0"/>
+          <w:numId w:val="16"/>
+        </w:numPr>
+        <w:spacing w:before="100" w:beforeAutospacing="1" w:after="100" w:afterAutospacing="1"/>
+        <w:rPr>
+          <w:highlight w:val="yellow"/>
+        </w:rPr>
+      </w:pPr>
+      <w:r>
+        <w:rPr>
+          <w:highlight w:val="yellow"/>
+        </w:rPr>
+        <w:t>What would you do differently?</w:t>
+      </w:r>
+    </w:p>
+    <w:p>
+      <w:pPr>
+        <w:numPr>
+          <w:ilvl w:val="0"/>
+          <w:numId w:val="16"/>
+        </w:numPr>
+        <w:spacing w:before="100" w:beforeAutospacing="1" w:after="100" w:afterAutospacing="1"/>
+        <w:rPr>
+          <w:highlight w:val="yellow"/>
+        </w:rPr>
+      </w:pPr>
+      <w:r>
+        <w:rPr>
+          <w:highlight w:val="yellow"/>
+        </w:rPr>
+        <w:t>What policy/legal basis did you work under?</w:t>
+      </w:r>
+    </w:p>
+    <w:p>
+      <w:pPr>
+        <w:pStyle w:val="NormalWeb"/>
+      </w:pPr>
+      <w:r>
+        <w:rPr>
+          <w:highlight w:val="yellow"/>
+        </w:rPr>
+        <w:t xml:space="preserve">That’s the last layer. Content is there; now it needs to become </w:t>
+      </w:r>
+      <w:r>
+        <w:rPr>
+          <w:rStyle w:val="Strong"/>
+          <w:highlight w:val="yellow"/>
+        </w:rPr>
+        <w:t>defensible under questioning</w:t>
+      </w:r>
+      <w:r>
+        <w:rPr>
+          <w:highlight w:val="yellow"/>
+        </w:rPr>
+        <w:t>.</w:t>
       </w:r>
     </w:p>
     <w:p>
       <w:pPr>
         <w:pStyle w:val="Heading1"/>
       </w:pPr>
-      <w:bookmarkStart w:id="0" w:name="_Toc232247107"/>
-      <w:r>
-        <w:lastRenderedPageBreak/>
-        <w:t>AM2 grade-theme coverage map (assessor reference)</w:t>
-      </w:r>
+      <w:bookmarkStart w:id="1" w:name="_Toc232247109"/>
       <w:bookmarkEnd w:id="0"/>
-    </w:p>
-    <w:p>
-      <w:r>
-        <w:t>The independent assessor grades the professional discussion against the six grade themes below (Skills England ST1398). This table maps each theme to the sections of these notes that evidence it. Note: Model scoping, Experiment and tracking, Model deployment and Sustainability are assessed in the separate project evaluation report (AM1), not in this discussion.</w:t>
-      </w:r>
-    </w:p>
-    <w:tbl>
-      <w:tblPr>
-        <w:tblStyle w:val="TableGrid"/>
-        <w:tblW w:w="0" w:type="auto"/>
-        <w:tblLook w:val="04A0" w:firstRow="1" w:lastRow="0" w:firstColumn="1" w:lastColumn="0" w:noHBand="0" w:noVBand="1"/>
-      </w:tblPr>
-      <w:tblGrid>
-        <w:gridCol w:w="3009"/>
-        <w:gridCol w:w="3009"/>
-        <w:gridCol w:w="3009"/>
-      </w:tblGrid>
-      <w:tr>
-        <w:tc>
-          <w:tcPr>
-            <w:tcW w:w="3009" w:type="dxa"/>
-          </w:tcPr>
-          <w:p>
-            <w:r>
-              <w:rPr>
-                <w:b/>
-              </w:rPr>
-              <w:t>Grade theme (AM2 professional discussion)</w:t>
-            </w:r>
-          </w:p>
-        </w:tc>
-        <w:tc>
-          <w:tcPr>
-            <w:tcW w:w="3009" w:type="dxa"/>
-          </w:tcPr>
-          <w:p>
-            <w:r>
-              <w:rPr>
-                <w:b/>
-              </w:rPr>
-              <w:t>KSBs</w:t>
-            </w:r>
-          </w:p>
-        </w:tc>
-        <w:tc>
-          <w:tcPr>
-            <w:tcW w:w="3009" w:type="dxa"/>
-          </w:tcPr>
-          <w:p>
-            <w:r>
-              <w:rPr>
-                <w:b/>
-              </w:rPr>
-              <w:t>Where covered in this document</w:t>
-            </w:r>
-          </w:p>
-        </w:tc>
-      </w:tr>
-      <w:tr>
-        <w:tc>
-          <w:tcPr>
-            <w:tcW w:w="3009" w:type="dxa"/>
-          </w:tcPr>
-          <w:p>
-            <w:r>
-              <w:t>Engineering principles</w:t>
-            </w:r>
-          </w:p>
-        </w:tc>
-        <w:tc>
-          <w:tcPr>
-            <w:tcW w:w="3009" w:type="dxa"/>
-          </w:tcPr>
-          <w:p>
-            <w:r>
-              <w:t>K1 K5 K18 K20 K30 S33 S34</w:t>
-            </w:r>
-          </w:p>
-        </w:tc>
-        <w:tc>
-          <w:tcPr>
-            <w:tcW w:w="3009" w:type="dxa"/>
-          </w:tcPr>
-          <w:p>
-            <w:r>
-              <w:t>1.1-1.4, 2.2</w:t>
-            </w:r>
-          </w:p>
-        </w:tc>
-      </w:tr>
-      <w:tr>
-        <w:tc>
-          <w:tcPr>
-            <w:tcW w:w="3009" w:type="dxa"/>
-          </w:tcPr>
-          <w:p>
-            <w:r>
-              <w:t>Model testing and improvement</w:t>
-            </w:r>
-          </w:p>
-        </w:tc>
-        <w:tc>
-          <w:tcPr>
-            <w:tcW w:w="3009" w:type="dxa"/>
-          </w:tcPr>
-          <w:p>
-            <w:r>
-              <w:t>K4 K14 K19 K25 S1 S9 S11 S12 B5</w:t>
-            </w:r>
-          </w:p>
-        </w:tc>
-        <w:tc>
-          <w:tcPr>
-            <w:tcW w:w="3009" w:type="dxa"/>
-          </w:tcPr>
-          <w:p>
-            <w:r>
-              <w:t>2.3, 2.4, 2.5, 2.6, 2.10</w:t>
-            </w:r>
-          </w:p>
-        </w:tc>
-      </w:tr>
-      <w:tr>
-        <w:tc>
-          <w:tcPr>
-            <w:tcW w:w="3009" w:type="dxa"/>
-          </w:tcPr>
-          <w:p>
-            <w:r>
-              <w:t>Model management</w:t>
-            </w:r>
-          </w:p>
-        </w:tc>
-        <w:tc>
-          <w:tcPr>
-            <w:tcW w:w="3009" w:type="dxa"/>
-          </w:tcPr>
-          <w:p>
-            <w:r>
-              <w:t>K11 K15 S6 S17 S18 S19 S22 S24 S25</w:t>
-            </w:r>
-          </w:p>
-        </w:tc>
-        <w:tc>
-          <w:tcPr>
-            <w:tcW w:w="3009" w:type="dxa"/>
-          </w:tcPr>
-          <w:p>
-            <w:r>
-              <w:t>3.2, 3.3, 3.4, 3.5, 3.6, 3.10, 3.11</w:t>
-            </w:r>
-          </w:p>
-        </w:tc>
-      </w:tr>
-      <w:tr>
-        <w:tc>
-          <w:tcPr>
-            <w:tcW w:w="3009" w:type="dxa"/>
-          </w:tcPr>
-          <w:p>
-            <w:r>
-              <w:t>Compliance and assurance</w:t>
-            </w:r>
-          </w:p>
-        </w:tc>
-        <w:tc>
-          <w:tcPr>
-            <w:tcW w:w="3009" w:type="dxa"/>
-          </w:tcPr>
-          <w:p>
-            <w:r>
-              <w:t>K24 K26 K27 S32 B4</w:t>
-            </w:r>
-          </w:p>
-        </w:tc>
-        <w:tc>
-          <w:tcPr>
-            <w:tcW w:w="3009" w:type="dxa"/>
-          </w:tcPr>
-          <w:p>
-            <w:r>
-              <w:t>2.7, 2.8, 3.7</w:t>
-            </w:r>
-          </w:p>
-        </w:tc>
-      </w:tr>
-      <w:tr>
-        <w:tc>
-          <w:tcPr>
-            <w:tcW w:w="3009" w:type="dxa"/>
-          </w:tcPr>
-          <w:p>
-            <w:r>
-              <w:t>Collaborative working</w:t>
-            </w:r>
-          </w:p>
-        </w:tc>
-        <w:tc>
-          <w:tcPr>
-            <w:tcW w:w="3009" w:type="dxa"/>
-          </w:tcPr>
-          <w:p>
-            <w:r>
-              <w:t>K21 K29 S26 S27 S30 B3</w:t>
-            </w:r>
-          </w:p>
-        </w:tc>
-        <w:tc>
-          <w:tcPr>
-            <w:tcW w:w="3009" w:type="dxa"/>
-          </w:tcPr>
-          <w:p>
-            <w:r>
-              <w:t>2.9, 2.11, 3.8, 3.9</w:t>
-            </w:r>
-          </w:p>
-        </w:tc>
-      </w:tr>
-      <w:tr>
-        <w:tc>
-          <w:tcPr>
-            <w:tcW w:w="3009" w:type="dxa"/>
-          </w:tcPr>
-          <w:p>
-            <w:r>
-              <w:t>Continuous professional development</w:t>
-            </w:r>
-          </w:p>
-        </w:tc>
-        <w:tc>
-          <w:tcPr>
-            <w:tcW w:w="3009" w:type="dxa"/>
-          </w:tcPr>
-          <w:p>
-            <w:r>
-              <w:t>K28 S31 B1</w:t>
-            </w:r>
-          </w:p>
-        </w:tc>
-        <w:tc>
-          <w:tcPr>
-            <w:tcW w:w="3009" w:type="dxa"/>
-          </w:tcPr>
-          <w:p>
-            <w:r>
-              <w:t>4.1, 4.2</w:t>
-            </w:r>
-          </w:p>
-        </w:tc>
-      </w:tr>
-    </w:tbl>
-    <w:p>
-      <w:pPr>
-        <w:pStyle w:val="Heading1"/>
-      </w:pPr>
-      <w:bookmarkStart w:id="1" w:name="_Toc232247108"/>
-      <w:r>
-        <w:t>Contents</w:t>
-      </w:r>
-      <w:bookmarkEnd w:id="1"/>
-    </w:p>
-    <w:sdt>
-      <w:sdtPr>
-        <w:alias w:val="Contents"/>
-        <w:id w:val="1135297608"/>
-      </w:sdtPr>
-      <w:sdtContent>
-        <w:p>
-          <w:pPr>
-            <w:pStyle w:val="TOC1"/>
-            <w:tabs>
-              <w:tab w:val="right" w:leader="dot" w:pos="9016"/>
-            </w:tabs>
-            <w:rPr>
-              <w:noProof/>
-            </w:rPr>
-          </w:pPr>
-          <w:r>
-            <w:fldChar w:fldCharType="begin"/>
-          </w:r>
-          <w:r>
-            <w:instrText>TOC \h \o "1-2"</w:instrText>
-          </w:r>
-          <w:r>
-            <w:fldChar w:fldCharType="separate"/>
-          </w:r>
-          <w:hyperlink w:anchor="_Toc232247107" w:history="1">
-            <w:r>
-              <w:rPr>
-                <w:rStyle w:val="Hyperlink"/>
-                <w:noProof/>
-              </w:rPr>
-              <w:t>AM2 grade-theme coverage map (assessor reference)</w:t>
-            </w:r>
-            <w:r>
-              <w:rPr>
-                <w:noProof/>
-              </w:rPr>
-              <w:tab/>
-            </w:r>
-            <w:r>
-              <w:rPr>
-                <w:noProof/>
-              </w:rPr>
-              <w:fldChar w:fldCharType="begin"/>
-            </w:r>
-            <w:r>
-              <w:rPr>
-                <w:noProof/>
-              </w:rPr>
-              <w:instrText xml:space="preserve"> PAGEREF _Toc232247107 \h </w:instrText>
-            </w:r>
-            <w:r>
-              <w:rPr>
-                <w:noProof/>
-              </w:rPr>
-            </w:r>
-            <w:r>
-              <w:rPr>
-                <w:noProof/>
-              </w:rPr>
-              <w:fldChar w:fldCharType="separate"/>
-            </w:r>
-            <w:r>
-              <w:rPr>
-                <w:noProof/>
-              </w:rPr>
-              <w:t>1</w:t>
-            </w:r>
-            <w:r>
-              <w:rPr>
-                <w:noProof/>
-              </w:rPr>
-              <w:fldChar w:fldCharType="end"/>
-            </w:r>
-          </w:hyperlink>
-        </w:p>
-        <w:p>
-          <w:pPr>
-            <w:pStyle w:val="TOC1"/>
-            <w:tabs>
-              <w:tab w:val="right" w:leader="dot" w:pos="9016"/>
-            </w:tabs>
-            <w:rPr>
-              <w:noProof/>
-            </w:rPr>
-          </w:pPr>
-          <w:hyperlink w:anchor="_Toc232247108" w:history="1">
-            <w:r>
-              <w:rPr>
-                <w:rStyle w:val="Hyperlink"/>
-                <w:noProof/>
-              </w:rPr>
-              <w:t>Contents</w:t>
-            </w:r>
-            <w:r>
-              <w:rPr>
-                <w:noProof/>
-              </w:rPr>
-              <w:tab/>
-            </w:r>
-            <w:r>
-              <w:rPr>
-                <w:noProof/>
-              </w:rPr>
-              <w:fldChar w:fldCharType="begin"/>
-            </w:r>
-            <w:r>
-              <w:rPr>
-                <w:noProof/>
-              </w:rPr>
-              <w:instrText xml:space="preserve"> PAGEREF _Toc232247108 \h </w:instrText>
-            </w:r>
-            <w:r>
-              <w:rPr>
-                <w:noProof/>
-              </w:rPr>
-            </w:r>
-            <w:r>
-              <w:rPr>
-                <w:noProof/>
-              </w:rPr>
-              <w:fldChar w:fldCharType="separate"/>
-            </w:r>
-            <w:r>
-              <w:rPr>
-                <w:noProof/>
-              </w:rPr>
-              <w:t>1</w:t>
-            </w:r>
-            <w:r>
-              <w:rPr>
-                <w:noProof/>
-              </w:rPr>
-              <w:fldChar w:fldCharType="end"/>
-            </w:r>
-          </w:hyperlink>
-        </w:p>
-        <w:p>
-          <w:pPr>
-            <w:pStyle w:val="TOC1"/>
-            <w:tabs>
-              <w:tab w:val="right" w:leader="dot" w:pos="9016"/>
-            </w:tabs>
-            <w:rPr>
-              <w:noProof/>
-            </w:rPr>
-          </w:pPr>
-          <w:hyperlink w:anchor="_Toc232247109" w:history="1">
-            <w:r>
-              <w:rPr>
-                <w:rStyle w:val="Hyperlink"/>
-                <w:noProof/>
-              </w:rPr>
-              <w:t>1. Engineering Principles</w:t>
-            </w:r>
-            <w:r>
-              <w:rPr>
-                <w:noProof/>
-              </w:rPr>
-              <w:tab/>
-            </w:r>
-            <w:r>
-              <w:rPr>
-                <w:noProof/>
-              </w:rPr>
-              <w:fldChar w:fldCharType="begin"/>
-            </w:r>
-            <w:r>
-              <w:rPr>
-                <w:noProof/>
-              </w:rPr>
-              <w:instrText xml:space="preserve"> PAGEREF _Toc232247109 \h </w:instrText>
-            </w:r>
-            <w:r>
-              <w:rPr>
-                <w:noProof/>
-              </w:rPr>
-            </w:r>
-            <w:r>
-              <w:rPr>
-                <w:noProof/>
-              </w:rPr>
-              <w:fldChar w:fldCharType="separate"/>
-            </w:r>
-            <w:r>
-              <w:rPr>
-                <w:noProof/>
-              </w:rPr>
-              <w:t>1</w:t>
-            </w:r>
-            <w:r>
-              <w:rPr>
-                <w:noProof/>
-              </w:rPr>
-              <w:fldChar w:fldCharType="end"/>
-            </w:r>
-          </w:hyperlink>
-        </w:p>
-        <w:p>
-          <w:pPr>
-            <w:pStyle w:val="TOC1"/>
-            <w:tabs>
-              <w:tab w:val="right" w:leader="dot" w:pos="9016"/>
-            </w:tabs>
-            <w:rPr>
-              <w:noProof/>
-            </w:rPr>
-          </w:pPr>
-          <w:hyperlink w:anchor="_Toc232247110" w:history="1">
-            <w:r>
-              <w:rPr>
-                <w:rStyle w:val="Hyperlink"/>
-                <w:noProof/>
-              </w:rPr>
-              <w:t>2. Work-Based Project 1: Applying ML Methods (newsletter classifier - design and build)</w:t>
-            </w:r>
-            <w:r>
-              <w:rPr>
-                <w:noProof/>
-              </w:rPr>
-              <w:tab/>
-            </w:r>
-            <w:r>
-              <w:rPr>
-                <w:noProof/>
-              </w:rPr>
-              <w:fldChar w:fldCharType="begin"/>
-            </w:r>
-            <w:r>
-              <w:rPr>
-                <w:noProof/>
-              </w:rPr>
-              <w:instrText xml:space="preserve"> PAGEREF _Toc232247110 \h </w:instrText>
-            </w:r>
-            <w:r>
-              <w:rPr>
-                <w:noProof/>
-              </w:rPr>
-            </w:r>
-            <w:r>
-              <w:rPr>
-                <w:noProof/>
-              </w:rPr>
-              <w:fldChar w:fldCharType="separate"/>
-            </w:r>
-            <w:r>
-              <w:rPr>
-                <w:noProof/>
-              </w:rPr>
-              <w:t>1</w:t>
-            </w:r>
-            <w:r>
-              <w:rPr>
-                <w:noProof/>
-              </w:rPr>
-              <w:fldChar w:fldCharType="end"/>
-            </w:r>
-          </w:hyperlink>
-        </w:p>
-        <w:p>
-          <w:pPr>
-            <w:pStyle w:val="TOC2"/>
-            <w:tabs>
-              <w:tab w:val="right" w:leader="dot" w:pos="9016"/>
-            </w:tabs>
-            <w:rPr>
-              <w:noProof/>
-            </w:rPr>
-          </w:pPr>
-          <w:hyperlink w:anchor="_Toc232247111" w:history="1">
-            <w:r>
-              <w:rPr>
-                <w:rStyle w:val="Hyperlink"/>
-                <w:noProof/>
-              </w:rPr>
-              <w:t>2.1 Project brief (200-500 words)</w:t>
-            </w:r>
-            <w:r>
-              <w:rPr>
-                <w:noProof/>
-              </w:rPr>
-              <w:tab/>
-            </w:r>
-            <w:r>
-              <w:rPr>
-                <w:noProof/>
-              </w:rPr>
-              <w:fldChar w:fldCharType="begin"/>
-            </w:r>
-            <w:r>
-              <w:rPr>
-                <w:noProof/>
-              </w:rPr>
-              <w:instrText xml:space="preserve"> PAGEREF _Toc232247111 \h </w:instrText>
-            </w:r>
-            <w:r>
-              <w:rPr>
-                <w:noProof/>
-              </w:rPr>
-            </w:r>
-            <w:r>
-              <w:rPr>
-                <w:noProof/>
-              </w:rPr>
-              <w:fldChar w:fldCharType="separate"/>
-            </w:r>
-            <w:r>
-              <w:rPr>
-                <w:noProof/>
-              </w:rPr>
-              <w:t>1</w:t>
-            </w:r>
-            <w:r>
-              <w:rPr>
-                <w:noProof/>
-              </w:rPr>
-              <w:fldChar w:fldCharType="end"/>
-            </w:r>
-          </w:hyperlink>
-        </w:p>
-        <w:p>
-          <w:pPr>
-            <w:pStyle w:val="TOC2"/>
-            <w:tabs>
-              <w:tab w:val="right" w:leader="dot" w:pos="9016"/>
-            </w:tabs>
-            <w:rPr>
-              <w:noProof/>
-            </w:rPr>
-          </w:pPr>
-          <w:hyperlink w:anchor="_Toc232247112" w:history="1">
-            <w:r>
-              <w:rPr>
-                <w:rStyle w:val="Hyperlink"/>
-                <w:noProof/>
-              </w:rPr>
-              <w:t>Distinction criteria - Project 1</w:t>
-            </w:r>
-            <w:r>
-              <w:rPr>
-                <w:noProof/>
-              </w:rPr>
-              <w:tab/>
-            </w:r>
-            <w:r>
-              <w:rPr>
-                <w:noProof/>
-              </w:rPr>
-              <w:fldChar w:fldCharType="begin"/>
-            </w:r>
-            <w:r>
-              <w:rPr>
-                <w:noProof/>
-              </w:rPr>
-              <w:instrText xml:space="preserve"> PAGEREF _Toc232247112 \h </w:instrText>
-            </w:r>
-            <w:r>
-              <w:rPr>
-                <w:noProof/>
-              </w:rPr>
-            </w:r>
-            <w:r>
-              <w:rPr>
-                <w:noProof/>
-              </w:rPr>
-              <w:fldChar w:fldCharType="separate"/>
-            </w:r>
-            <w:r>
-              <w:rPr>
-                <w:noProof/>
-              </w:rPr>
-              <w:t>1</w:t>
-            </w:r>
-            <w:r>
-              <w:rPr>
-                <w:noProof/>
-              </w:rPr>
-              <w:fldChar w:fldCharType="end"/>
-            </w:r>
-          </w:hyperlink>
-        </w:p>
-        <w:p>
-          <w:pPr>
-            <w:pStyle w:val="TOC1"/>
-            <w:tabs>
-              <w:tab w:val="right" w:leader="dot" w:pos="9016"/>
-            </w:tabs>
-            <w:rPr>
-              <w:noProof/>
-            </w:rPr>
-          </w:pPr>
-          <w:hyperlink w:anchor="_Toc232247113" w:history="1">
-            <w:r>
-              <w:rPr>
-                <w:rStyle w:val="Hyperlink"/>
-                <w:noProof/>
-              </w:rPr>
-              <w:t>3. Work-Based Project 2: Working with a Live ML Model (newsletter classifier - deployment and operation)</w:t>
-            </w:r>
-            <w:r>
-              <w:rPr>
-                <w:noProof/>
-              </w:rPr>
-              <w:tab/>
-            </w:r>
-            <w:r>
-              <w:rPr>
-                <w:noProof/>
-              </w:rPr>
-              <w:fldChar w:fldCharType="begin"/>
-            </w:r>
-            <w:r>
-              <w:rPr>
-                <w:noProof/>
-              </w:rPr>
-              <w:instrText xml:space="preserve"> PAGEREF _Toc232247113 \h </w:instrText>
-            </w:r>
-            <w:r>
-              <w:rPr>
-                <w:noProof/>
-              </w:rPr>
-            </w:r>
-            <w:r>
-              <w:rPr>
-                <w:noProof/>
-              </w:rPr>
-              <w:fldChar w:fldCharType="separate"/>
-            </w:r>
-            <w:r>
-              <w:rPr>
-                <w:noProof/>
-              </w:rPr>
-              <w:t>1</w:t>
-            </w:r>
-            <w:r>
-              <w:rPr>
-                <w:noProof/>
-              </w:rPr>
-              <w:fldChar w:fldCharType="end"/>
-            </w:r>
-          </w:hyperlink>
-        </w:p>
-        <w:p>
-          <w:pPr>
-            <w:pStyle w:val="TOC2"/>
-            <w:tabs>
-              <w:tab w:val="right" w:leader="dot" w:pos="9016"/>
-            </w:tabs>
-            <w:rPr>
-              <w:noProof/>
-            </w:rPr>
-          </w:pPr>
-          <w:hyperlink w:anchor="_Toc232247114" w:history="1">
-            <w:r>
-              <w:rPr>
-                <w:rStyle w:val="Hyperlink"/>
-                <w:noProof/>
-              </w:rPr>
-              <w:t>3.1 Project brief (max 500 words)</w:t>
-            </w:r>
-            <w:r>
-              <w:rPr>
-                <w:noProof/>
-              </w:rPr>
-              <w:tab/>
-            </w:r>
-            <w:r>
-              <w:rPr>
-                <w:noProof/>
-              </w:rPr>
-              <w:fldChar w:fldCharType="begin"/>
-            </w:r>
-            <w:r>
-              <w:rPr>
-                <w:noProof/>
-              </w:rPr>
-              <w:instrText xml:space="preserve"> PAGEREF _Toc232247114 \h </w:instrText>
-            </w:r>
-            <w:r>
-              <w:rPr>
-                <w:noProof/>
-              </w:rPr>
-            </w:r>
-            <w:r>
-              <w:rPr>
-                <w:noProof/>
-              </w:rPr>
-              <w:fldChar w:fldCharType="separate"/>
-            </w:r>
-            <w:r>
-              <w:rPr>
-                <w:noProof/>
-              </w:rPr>
-              <w:t>1</w:t>
-            </w:r>
-            <w:r>
-              <w:rPr>
-                <w:noProof/>
-              </w:rPr>
-              <w:fldChar w:fldCharType="end"/>
-            </w:r>
-          </w:hyperlink>
-        </w:p>
-        <w:p>
-          <w:pPr>
-            <w:pStyle w:val="TOC2"/>
-            <w:tabs>
-              <w:tab w:val="right" w:leader="dot" w:pos="9016"/>
-            </w:tabs>
-            <w:rPr>
-              <w:noProof/>
-            </w:rPr>
-          </w:pPr>
-          <w:hyperlink w:anchor="_Toc232247115" w:history="1">
-            <w:r>
-              <w:rPr>
-                <w:rStyle w:val="Hyperlink"/>
-                <w:noProof/>
-              </w:rPr>
-              <w:t>Distinction criteria - Project 2</w:t>
-            </w:r>
-            <w:r>
-              <w:rPr>
-                <w:noProof/>
-              </w:rPr>
-              <w:tab/>
-            </w:r>
-            <w:r>
-              <w:rPr>
-                <w:noProof/>
-              </w:rPr>
-              <w:fldChar w:fldCharType="begin"/>
-            </w:r>
-            <w:r>
-              <w:rPr>
-                <w:noProof/>
-              </w:rPr>
-              <w:instrText xml:space="preserve"> PAGEREF _Toc232247115 \h </w:instrText>
-            </w:r>
-            <w:r>
-              <w:rPr>
-                <w:noProof/>
-              </w:rPr>
-            </w:r>
-            <w:r>
-              <w:rPr>
-                <w:noProof/>
-              </w:rPr>
-              <w:fldChar w:fldCharType="separate"/>
-            </w:r>
-            <w:r>
-              <w:rPr>
-                <w:noProof/>
-              </w:rPr>
-              <w:t>1</w:t>
-            </w:r>
-            <w:r>
-              <w:rPr>
-                <w:noProof/>
-              </w:rPr>
-              <w:fldChar w:fldCharType="end"/>
-            </w:r>
-          </w:hyperlink>
-        </w:p>
-        <w:p>
-          <w:pPr>
-            <w:pStyle w:val="TOC1"/>
-            <w:tabs>
-              <w:tab w:val="right" w:leader="dot" w:pos="9016"/>
-            </w:tabs>
-            <w:rPr>
-              <w:noProof/>
-            </w:rPr>
-          </w:pPr>
-          <w:hyperlink w:anchor="_Toc232247116" w:history="1">
-            <w:r>
-              <w:rPr>
-                <w:rStyle w:val="Hyperlink"/>
-                <w:noProof/>
-              </w:rPr>
-              <w:t>4. Continuous Professional Development</w:t>
-            </w:r>
-            <w:r>
-              <w:rPr>
-                <w:noProof/>
-              </w:rPr>
-              <w:tab/>
-            </w:r>
-            <w:r>
-              <w:rPr>
-                <w:noProof/>
-              </w:rPr>
-              <w:fldChar w:fldCharType="begin"/>
-            </w:r>
-            <w:r>
-              <w:rPr>
-                <w:noProof/>
-              </w:rPr>
-              <w:instrText xml:space="preserve"> PAGEREF _Toc232247116 \h </w:instrText>
-            </w:r>
-            <w:r>
-              <w:rPr>
-                <w:noProof/>
-              </w:rPr>
-            </w:r>
-            <w:r>
-              <w:rPr>
-                <w:noProof/>
-              </w:rPr>
-              <w:fldChar w:fldCharType="separate"/>
-            </w:r>
-            <w:r>
-              <w:rPr>
-                <w:noProof/>
-              </w:rPr>
-              <w:t>1</w:t>
-            </w:r>
-            <w:r>
-              <w:rPr>
-                <w:noProof/>
-              </w:rPr>
-              <w:fldChar w:fldCharType="end"/>
-            </w:r>
-          </w:hyperlink>
-        </w:p>
-        <w:p>
-          <w:r>
-            <w:fldChar w:fldCharType="end"/>
-          </w:r>
-        </w:p>
-      </w:sdtContent>
-    </w:sdt>
-    <w:p>
-      <w:pPr>
-        <w:spacing w:after="120"/>
-      </w:pPr>
-      <w:r>
-        <w:rPr>
-          <w:i/>
-          <w:iCs/>
-          <w:color w:val="595959"/>
-        </w:rPr>
-        <w:t>Right-click and choose “Update Field” in Word to populate this table of contents.</w:t>
-      </w:r>
-    </w:p>
-    <w:p>
-      <w:r>
-        <w:br w:type="page"/>
-      </w:r>
-    </w:p>
-    <w:p>
-      <w:pPr>
-        <w:pStyle w:val="Heading1"/>
-      </w:pPr>
-      <w:bookmarkStart w:id="2" w:name="_Toc232247109"/>
       <w:r>
         <w:lastRenderedPageBreak/>
         <w:t>1. Engineering Principles</w:t>
       </w:r>
-      <w:bookmarkEnd w:id="2"/>
+      <w:bookmarkEnd w:id="1"/>
     </w:p>
     <w:p>
       <w:pPr>
@@ -6614,12 +6712,12 @@
       <w:pPr>
         <w:pStyle w:val="Heading1"/>
       </w:pPr>
-      <w:bookmarkStart w:id="3" w:name="_Toc232247110"/>
+      <w:bookmarkStart w:id="2" w:name="_Toc232247110"/>
       <w:r>
         <w:lastRenderedPageBreak/>
         <w:t>2. Work-Based Project 1: Applying ML Methods (newsletter classifier - design and build)</w:t>
       </w:r>
-      <w:bookmarkEnd w:id="3"/>
+      <w:bookmarkEnd w:id="2"/>
     </w:p>
     <w:p>
       <w:pPr>
@@ -6638,11 +6736,11 @@
       <w:pPr>
         <w:pStyle w:val="Heading2"/>
       </w:pPr>
-      <w:bookmarkStart w:id="4" w:name="_Toc232247111"/>
+      <w:bookmarkStart w:id="3" w:name="_Toc232247111"/>
       <w:r>
         <w:t>2.1 Project brief (200-500 words)</w:t>
       </w:r>
-      <w:bookmarkEnd w:id="4"/>
+      <w:bookmarkEnd w:id="3"/>
     </w:p>
     <w:p>
       <w:pPr>
@@ -9092,7 +9190,7 @@
       <w:pPr>
         <w:pStyle w:val="Heading2"/>
       </w:pPr>
-      <w:bookmarkStart w:id="5" w:name="_Toc232247112"/>
+      <w:bookmarkStart w:id="4" w:name="_Toc232247112"/>
     </w:p>
     <w:p>
       <w:pPr>
@@ -9277,7 +9375,7 @@
         <w:lastRenderedPageBreak/>
         <w:t>Distinction criteria - Project 1</w:t>
       </w:r>
-      <w:bookmarkEnd w:id="5"/>
+      <w:bookmarkEnd w:id="4"/>
     </w:p>
     <w:p>
       <w:pPr>
@@ -9848,7 +9946,7 @@
           <w:docGrid w:linePitch="360"/>
         </w:sectPr>
       </w:pPr>
-      <w:bookmarkStart w:id="6" w:name="_Toc232247113"/>
+      <w:bookmarkStart w:id="5" w:name="_Toc232247113"/>
     </w:p>
     <w:p>
       <w:pPr>
@@ -9858,7 +9956,7 @@
         <w:lastRenderedPageBreak/>
         <w:t>3. Work-Based Project 2: Working with a Live ML Model (newsletter classifier - deployment and operation)</w:t>
       </w:r>
-      <w:bookmarkEnd w:id="6"/>
+      <w:bookmarkEnd w:id="5"/>
     </w:p>
     <w:p>
       <w:pPr>
@@ -9913,11 +10011,11 @@
       <w:pPr>
         <w:pStyle w:val="Heading2"/>
       </w:pPr>
-      <w:bookmarkStart w:id="7" w:name="_Toc232247114"/>
+      <w:bookmarkStart w:id="6" w:name="_Toc232247114"/>
       <w:r>
         <w:t>3.1 Project brief (max 500 words)</w:t>
       </w:r>
-      <w:bookmarkEnd w:id="7"/>
+      <w:bookmarkEnd w:id="6"/>
     </w:p>
     <w:p>
       <w:pPr>
@@ -11892,7 +11990,7 @@
         </w:rPr>
         <w:t xml:space="preserve"> have for collaboration?</w:t>
       </w:r>
-      <w:bookmarkStart w:id="8" w:name="_Toc232247115"/>
+      <w:bookmarkStart w:id="7" w:name="_Toc232247115"/>
     </w:p>
     <w:p/>
     <w:p/>
@@ -12013,7 +12111,7 @@
         <w:lastRenderedPageBreak/>
         <w:t>Distinction criteria - Project 2</w:t>
       </w:r>
-      <w:bookmarkEnd w:id="8"/>
+      <w:bookmarkEnd w:id="7"/>
     </w:p>
     <w:p>
       <w:pPr>
@@ -12476,7 +12574,7 @@
           <w:docGrid w:linePitch="360"/>
         </w:sectPr>
       </w:pPr>
-      <w:bookmarkStart w:id="9" w:name="_Toc232247116"/>
+      <w:bookmarkStart w:id="8" w:name="_Toc232247116"/>
     </w:p>
     <w:p>
       <w:pPr>
@@ -12486,7 +12584,7 @@
         <w:lastRenderedPageBreak/>
         <w:t>4. Continuous Professional Development</w:t>
       </w:r>
-      <w:bookmarkEnd w:id="9"/>
+      <w:bookmarkEnd w:id="8"/>
     </w:p>
     <w:p>
       <w:pPr>
@@ -13608,9 +13706,9 @@
 <file path=word/numbering.xml><?xml version="1.0" encoding="utf-8"?>
 <w:numbering xmlns:wpc="http://schemas.microsoft.com/office/word/2010/wordprocessingCanvas" xmlns:cx="http://schemas.microsoft.com/office/drawing/2014/chartex" xmlns:cx1="http://schemas.microsoft.com/office/drawing/2015/9/8/chartex" xmlns:cx2="http://schemas.microsoft.com/office/drawing/2015/10/21/chartex" xmlns:cx3="http://schemas.microsoft.com/office/drawing/2016/5/9/chartex" xmlns:cx4="http://schemas.microsoft.com/office/drawing/2016/5/10/chartex" xmlns:cx5="http://schemas.microsoft.com/office/drawing/2016/5/11/chartex" xmlns:cx6="http://schemas.microsoft.com/office/drawing/2016/5/12/chartex" xmlns:cx7="http://schemas.microsoft.com/office/drawing/2016/5/13/chartex" xmlns:cx8="http://schemas.microsoft.com/office/drawing/2016/5/14/chartex" xmlns:mc="http://schemas.openxmlformats.org/markup-compatibility/2006" xmlns:aink="http://schemas.microsoft.com/office/drawing/2016/ink" xmlns:am3d="http://schemas.microsoft.com/office/drawing/2017/model3d" xmlns:o="urn:schemas-microsoft-com:office:office" xmlns:oel="http://schemas.microsoft.com/office/2019/extlst" xmlns:r="http://schemas.openxmlformats.org/officeDocument/2006/relationships" xmlns:m="http://schemas.openxmlformats.org/officeDocument/2006/math" xmlns:v="urn:schemas-microsoft-com:vml" xmlns:wp14="http://schemas.microsoft.com/office/word/2010/wordprocessingDrawing" xmlns:wp="http://schemas.openxmlformats.org/drawingml/2006/wordprocessingDrawing" xmlns:w10="urn:schemas-microsoft-com:office:word" xmlns:w="http://schemas.openxmlformats.org/wordprocessingml/2006/main" xmlns:w14="http://schemas.microsoft.com/office/word/2010/wordml" xmlns:w15="http://schemas.microsoft.com/office/word/2012/wordml" xmlns:w16cex="http://schemas.microsoft.com/office/word/2018/wordml/cex" xmlns:w16cid="http://schemas.microsoft.com/office/word/2016/wordml/cid" xmlns:w16="http://schemas.microsoft.com/office/word/2018/wordml" xmlns:w16du="http://schemas.microsoft.com/office/word/2023/wordml/word16du" xmlns:w16sdtdh="http://schemas.microsoft.com/office/word/2020/wordml/sdtdatahash" xmlns:w16sdtfl="http://schemas.microsoft.com/office/word/2024/wordml/sdtformatlock" xmlns:w16se="http://schemas.microsoft.com/office/word/2015/wordml/symex" xmlns:wpg="http://schemas.microsoft.com/office/word/2010/wordprocessingGroup" xmlns:wpi="http://schemas.microsoft.com/office/word/2010/wordprocessingInk" xmlns:wne="http://schemas.microsoft.com/office/word/2006/wordml" xmlns:wps="http://schemas.microsoft.com/office/word/2010/wordprocessingShape" mc:Ignorable="w14 w15 w16se w16cid w16 w16cex w16sdtdh w16sdtfl w16du wp14">
   <w:abstractNum w:abstractNumId="0" w15:restartNumberingAfterBreak="0">
-    <w:nsid w:val="26220F5F"/>
+    <w:nsid w:val="0D890382"/>
     <w:multiLevelType w:val="multilevel"/>
-    <w:tmpl w:val="C8F25E74"/>
+    <w:tmpl w:val="5F9A2442"/>
     <w:lvl w:ilvl="0">
       <w:start w:val="1"/>
       <w:numFmt w:val="bullet"/>
@@ -13757,9 +13855,9 @@
     </w:lvl>
   </w:abstractNum>
   <w:abstractNum w:abstractNumId="1" w15:restartNumberingAfterBreak="0">
-    <w:nsid w:val="2F9A648B"/>
+    <w:nsid w:val="203A12DC"/>
     <w:multiLevelType w:val="multilevel"/>
-    <w:tmpl w:val="FAD44E22"/>
+    <w:tmpl w:val="4EFC71B4"/>
     <w:lvl w:ilvl="0">
       <w:start w:val="1"/>
       <w:numFmt w:val="bullet"/>
@@ -13906,9 +14004,9 @@
     </w:lvl>
   </w:abstractNum>
   <w:abstractNum w:abstractNumId="2" w15:restartNumberingAfterBreak="0">
-    <w:nsid w:val="32FB06EA"/>
+    <w:nsid w:val="26220F5F"/>
     <w:multiLevelType w:val="multilevel"/>
-    <w:tmpl w:val="E87C8370"/>
+    <w:tmpl w:val="C8F25E74"/>
     <w:lvl w:ilvl="0">
       <w:start w:val="1"/>
       <w:numFmt w:val="bullet"/>
@@ -14055,9 +14153,9 @@
     </w:lvl>
   </w:abstractNum>
   <w:abstractNum w:abstractNumId="3" w15:restartNumberingAfterBreak="0">
-    <w:nsid w:val="3AAB77C7"/>
+    <w:nsid w:val="2B4A6BD9"/>
     <w:multiLevelType w:val="multilevel"/>
-    <w:tmpl w:val="E1CA887A"/>
+    <w:tmpl w:val="7D968370"/>
     <w:lvl w:ilvl="0">
       <w:start w:val="1"/>
       <w:numFmt w:val="bullet"/>
@@ -14204,9 +14302,9 @@
     </w:lvl>
   </w:abstractNum>
   <w:abstractNum w:abstractNumId="4" w15:restartNumberingAfterBreak="0">
-    <w:nsid w:val="462710AB"/>
+    <w:nsid w:val="2F9A648B"/>
     <w:multiLevelType w:val="multilevel"/>
-    <w:tmpl w:val="2056FA62"/>
+    <w:tmpl w:val="FAD44E22"/>
     <w:lvl w:ilvl="0">
       <w:start w:val="1"/>
       <w:numFmt w:val="bullet"/>
@@ -14353,6 +14451,602 @@
     </w:lvl>
   </w:abstractNum>
   <w:abstractNum w:abstractNumId="5" w15:restartNumberingAfterBreak="0">
+    <w:nsid w:val="32FB06EA"/>
+    <w:multiLevelType w:val="multilevel"/>
+    <w:tmpl w:val="E87C8370"/>
+    <w:lvl w:ilvl="0">
+      <w:start w:val="1"/>
+      <w:numFmt w:val="bullet"/>
+      <w:lvlText w:val=""/>
+      <w:lvlJc w:val="left"/>
+      <w:pPr>
+        <w:tabs>
+          <w:tab w:val="num" w:pos="720"/>
+        </w:tabs>
+        <w:ind w:left="720" w:hanging="360"/>
+      </w:pPr>
+      <w:rPr>
+        <w:rFonts w:ascii="Symbol" w:hAnsi="Symbol" w:hint="default"/>
+        <w:sz w:val="20"/>
+      </w:rPr>
+    </w:lvl>
+    <w:lvl w:ilvl="1" w:tentative="1">
+      <w:start w:val="1"/>
+      <w:numFmt w:val="bullet"/>
+      <w:lvlText w:val="o"/>
+      <w:lvlJc w:val="left"/>
+      <w:pPr>
+        <w:tabs>
+          <w:tab w:val="num" w:pos="1440"/>
+        </w:tabs>
+        <w:ind w:left="1440" w:hanging="360"/>
+      </w:pPr>
+      <w:rPr>
+        <w:rFonts w:ascii="Courier New" w:hAnsi="Courier New" w:hint="default"/>
+        <w:sz w:val="20"/>
+      </w:rPr>
+    </w:lvl>
+    <w:lvl w:ilvl="2" w:tentative="1">
+      <w:start w:val="1"/>
+      <w:numFmt w:val="bullet"/>
+      <w:lvlText w:val=""/>
+      <w:lvlJc w:val="left"/>
+      <w:pPr>
+        <w:tabs>
+          <w:tab w:val="num" w:pos="2160"/>
+        </w:tabs>
+        <w:ind w:left="2160" w:hanging="360"/>
+      </w:pPr>
+      <w:rPr>
+        <w:rFonts w:ascii="Wingdings" w:hAnsi="Wingdings" w:hint="default"/>
+        <w:sz w:val="20"/>
+      </w:rPr>
+    </w:lvl>
+    <w:lvl w:ilvl="3" w:tentative="1">
+      <w:start w:val="1"/>
+      <w:numFmt w:val="bullet"/>
+      <w:lvlText w:val=""/>
+      <w:lvlJc w:val="left"/>
+      <w:pPr>
+        <w:tabs>
+          <w:tab w:val="num" w:pos="2880"/>
+        </w:tabs>
+        <w:ind w:left="2880" w:hanging="360"/>
+      </w:pPr>
+      <w:rPr>
+        <w:rFonts w:ascii="Wingdings" w:hAnsi="Wingdings" w:hint="default"/>
+        <w:sz w:val="20"/>
+      </w:rPr>
+    </w:lvl>
+    <w:lvl w:ilvl="4" w:tentative="1">
+      <w:start w:val="1"/>
+      <w:numFmt w:val="bullet"/>
+      <w:lvlText w:val=""/>
+      <w:lvlJc w:val="left"/>
+      <w:pPr>
+        <w:tabs>
+          <w:tab w:val="num" w:pos="3600"/>
+        </w:tabs>
+        <w:ind w:left="3600" w:hanging="360"/>
+      </w:pPr>
+      <w:rPr>
+        <w:rFonts w:ascii="Wingdings" w:hAnsi="Wingdings" w:hint="default"/>
+        <w:sz w:val="20"/>
+      </w:rPr>
+    </w:lvl>
+    <w:lvl w:ilvl="5" w:tentative="1">
+      <w:start w:val="1"/>
+      <w:numFmt w:val="bullet"/>
+      <w:lvlText w:val=""/>
+      <w:lvlJc w:val="left"/>
+      <w:pPr>
+        <w:tabs>
+          <w:tab w:val="num" w:pos="4320"/>
+        </w:tabs>
+        <w:ind w:left="4320" w:hanging="360"/>
+      </w:pPr>
+      <w:rPr>
+        <w:rFonts w:ascii="Wingdings" w:hAnsi="Wingdings" w:hint="default"/>
+        <w:sz w:val="20"/>
+      </w:rPr>
+    </w:lvl>
+    <w:lvl w:ilvl="6" w:tentative="1">
+      <w:start w:val="1"/>
+      <w:numFmt w:val="bullet"/>
+      <w:lvlText w:val=""/>
+      <w:lvlJc w:val="left"/>
+      <w:pPr>
+        <w:tabs>
+          <w:tab w:val="num" w:pos="5040"/>
+        </w:tabs>
+        <w:ind w:left="5040" w:hanging="360"/>
+      </w:pPr>
+      <w:rPr>
+        <w:rFonts w:ascii="Wingdings" w:hAnsi="Wingdings" w:hint="default"/>
+        <w:sz w:val="20"/>
+      </w:rPr>
+    </w:lvl>
+    <w:lvl w:ilvl="7" w:tentative="1">
+      <w:start w:val="1"/>
+      <w:numFmt w:val="bullet"/>
+      <w:lvlText w:val=""/>
+      <w:lvlJc w:val="left"/>
+      <w:pPr>
+        <w:tabs>
+          <w:tab w:val="num" w:pos="5760"/>
+        </w:tabs>
+        <w:ind w:left="5760" w:hanging="360"/>
+      </w:pPr>
+      <w:rPr>
+        <w:rFonts w:ascii="Wingdings" w:hAnsi="Wingdings" w:hint="default"/>
+        <w:sz w:val="20"/>
+      </w:rPr>
+    </w:lvl>
+    <w:lvl w:ilvl="8" w:tentative="1">
+      <w:start w:val="1"/>
+      <w:numFmt w:val="bullet"/>
+      <w:lvlText w:val=""/>
+      <w:lvlJc w:val="left"/>
+      <w:pPr>
+        <w:tabs>
+          <w:tab w:val="num" w:pos="6480"/>
+        </w:tabs>
+        <w:ind w:left="6480" w:hanging="360"/>
+      </w:pPr>
+      <w:rPr>
+        <w:rFonts w:ascii="Wingdings" w:hAnsi="Wingdings" w:hint="default"/>
+        <w:sz w:val="20"/>
+      </w:rPr>
+    </w:lvl>
+  </w:abstractNum>
+  <w:abstractNum w:abstractNumId="6" w15:restartNumberingAfterBreak="0">
+    <w:nsid w:val="3AAB77C7"/>
+    <w:multiLevelType w:val="multilevel"/>
+    <w:tmpl w:val="E1CA887A"/>
+    <w:lvl w:ilvl="0">
+      <w:start w:val="1"/>
+      <w:numFmt w:val="bullet"/>
+      <w:lvlText w:val=""/>
+      <w:lvlJc w:val="left"/>
+      <w:pPr>
+        <w:tabs>
+          <w:tab w:val="num" w:pos="720"/>
+        </w:tabs>
+        <w:ind w:left="720" w:hanging="360"/>
+      </w:pPr>
+      <w:rPr>
+        <w:rFonts w:ascii="Symbol" w:hAnsi="Symbol" w:hint="default"/>
+        <w:sz w:val="20"/>
+      </w:rPr>
+    </w:lvl>
+    <w:lvl w:ilvl="1" w:tentative="1">
+      <w:start w:val="1"/>
+      <w:numFmt w:val="bullet"/>
+      <w:lvlText w:val="o"/>
+      <w:lvlJc w:val="left"/>
+      <w:pPr>
+        <w:tabs>
+          <w:tab w:val="num" w:pos="1440"/>
+        </w:tabs>
+        <w:ind w:left="1440" w:hanging="360"/>
+      </w:pPr>
+      <w:rPr>
+        <w:rFonts w:ascii="Courier New" w:hAnsi="Courier New" w:hint="default"/>
+        <w:sz w:val="20"/>
+      </w:rPr>
+    </w:lvl>
+    <w:lvl w:ilvl="2" w:tentative="1">
+      <w:start w:val="1"/>
+      <w:numFmt w:val="bullet"/>
+      <w:lvlText w:val=""/>
+      <w:lvlJc w:val="left"/>
+      <w:pPr>
+        <w:tabs>
+          <w:tab w:val="num" w:pos="2160"/>
+        </w:tabs>
+        <w:ind w:left="2160" w:hanging="360"/>
+      </w:pPr>
+      <w:rPr>
+        <w:rFonts w:ascii="Wingdings" w:hAnsi="Wingdings" w:hint="default"/>
+        <w:sz w:val="20"/>
+      </w:rPr>
+    </w:lvl>
+    <w:lvl w:ilvl="3" w:tentative="1">
+      <w:start w:val="1"/>
+      <w:numFmt w:val="bullet"/>
+      <w:lvlText w:val=""/>
+      <w:lvlJc w:val="left"/>
+      <w:pPr>
+        <w:tabs>
+          <w:tab w:val="num" w:pos="2880"/>
+        </w:tabs>
+        <w:ind w:left="2880" w:hanging="360"/>
+      </w:pPr>
+      <w:rPr>
+        <w:rFonts w:ascii="Wingdings" w:hAnsi="Wingdings" w:hint="default"/>
+        <w:sz w:val="20"/>
+      </w:rPr>
+    </w:lvl>
+    <w:lvl w:ilvl="4" w:tentative="1">
+      <w:start w:val="1"/>
+      <w:numFmt w:val="bullet"/>
+      <w:lvlText w:val=""/>
+      <w:lvlJc w:val="left"/>
+      <w:pPr>
+        <w:tabs>
+          <w:tab w:val="num" w:pos="3600"/>
+        </w:tabs>
+        <w:ind w:left="3600" w:hanging="360"/>
+      </w:pPr>
+      <w:rPr>
+        <w:rFonts w:ascii="Wingdings" w:hAnsi="Wingdings" w:hint="default"/>
+        <w:sz w:val="20"/>
+      </w:rPr>
+    </w:lvl>
+    <w:lvl w:ilvl="5" w:tentative="1">
+      <w:start w:val="1"/>
+      <w:numFmt w:val="bullet"/>
+      <w:lvlText w:val=""/>
+      <w:lvlJc w:val="left"/>
+      <w:pPr>
+        <w:tabs>
+          <w:tab w:val="num" w:pos="4320"/>
+        </w:tabs>
+        <w:ind w:left="4320" w:hanging="360"/>
+      </w:pPr>
+      <w:rPr>
+        <w:rFonts w:ascii="Wingdings" w:hAnsi="Wingdings" w:hint="default"/>
+        <w:sz w:val="20"/>
+      </w:rPr>
+    </w:lvl>
+    <w:lvl w:ilvl="6" w:tentative="1">
+      <w:start w:val="1"/>
+      <w:numFmt w:val="bullet"/>
+      <w:lvlText w:val=""/>
+      <w:lvlJc w:val="left"/>
+      <w:pPr>
+        <w:tabs>
+          <w:tab w:val="num" w:pos="5040"/>
+        </w:tabs>
+        <w:ind w:left="5040" w:hanging="360"/>
+      </w:pPr>
+      <w:rPr>
+        <w:rFonts w:ascii="Wingdings" w:hAnsi="Wingdings" w:hint="default"/>
+        <w:sz w:val="20"/>
+      </w:rPr>
+    </w:lvl>
+    <w:lvl w:ilvl="7" w:tentative="1">
+      <w:start w:val="1"/>
+      <w:numFmt w:val="bullet"/>
+      <w:lvlText w:val=""/>
+      <w:lvlJc w:val="left"/>
+      <w:pPr>
+        <w:tabs>
+          <w:tab w:val="num" w:pos="5760"/>
+        </w:tabs>
+        <w:ind w:left="5760" w:hanging="360"/>
+      </w:pPr>
+      <w:rPr>
+        <w:rFonts w:ascii="Wingdings" w:hAnsi="Wingdings" w:hint="default"/>
+        <w:sz w:val="20"/>
+      </w:rPr>
+    </w:lvl>
+    <w:lvl w:ilvl="8" w:tentative="1">
+      <w:start w:val="1"/>
+      <w:numFmt w:val="bullet"/>
+      <w:lvlText w:val=""/>
+      <w:lvlJc w:val="left"/>
+      <w:pPr>
+        <w:tabs>
+          <w:tab w:val="num" w:pos="6480"/>
+        </w:tabs>
+        <w:ind w:left="6480" w:hanging="360"/>
+      </w:pPr>
+      <w:rPr>
+        <w:rFonts w:ascii="Wingdings" w:hAnsi="Wingdings" w:hint="default"/>
+        <w:sz w:val="20"/>
+      </w:rPr>
+    </w:lvl>
+  </w:abstractNum>
+  <w:abstractNum w:abstractNumId="7" w15:restartNumberingAfterBreak="0">
+    <w:nsid w:val="462710AB"/>
+    <w:multiLevelType w:val="multilevel"/>
+    <w:tmpl w:val="2056FA62"/>
+    <w:lvl w:ilvl="0">
+      <w:start w:val="1"/>
+      <w:numFmt w:val="bullet"/>
+      <w:lvlText w:val=""/>
+      <w:lvlJc w:val="left"/>
+      <w:pPr>
+        <w:tabs>
+          <w:tab w:val="num" w:pos="720"/>
+        </w:tabs>
+        <w:ind w:left="720" w:hanging="360"/>
+      </w:pPr>
+      <w:rPr>
+        <w:rFonts w:ascii="Symbol" w:hAnsi="Symbol" w:hint="default"/>
+        <w:sz w:val="20"/>
+      </w:rPr>
+    </w:lvl>
+    <w:lvl w:ilvl="1" w:tentative="1">
+      <w:start w:val="1"/>
+      <w:numFmt w:val="bullet"/>
+      <w:lvlText w:val="o"/>
+      <w:lvlJc w:val="left"/>
+      <w:pPr>
+        <w:tabs>
+          <w:tab w:val="num" w:pos="1440"/>
+        </w:tabs>
+        <w:ind w:left="1440" w:hanging="360"/>
+      </w:pPr>
+      <w:rPr>
+        <w:rFonts w:ascii="Courier New" w:hAnsi="Courier New" w:hint="default"/>
+        <w:sz w:val="20"/>
+      </w:rPr>
+    </w:lvl>
+    <w:lvl w:ilvl="2" w:tentative="1">
+      <w:start w:val="1"/>
+      <w:numFmt w:val="bullet"/>
+      <w:lvlText w:val=""/>
+      <w:lvlJc w:val="left"/>
+      <w:pPr>
+        <w:tabs>
+          <w:tab w:val="num" w:pos="2160"/>
+        </w:tabs>
+        <w:ind w:left="2160" w:hanging="360"/>
+      </w:pPr>
+      <w:rPr>
+        <w:rFonts w:ascii="Wingdings" w:hAnsi="Wingdings" w:hint="default"/>
+        <w:sz w:val="20"/>
+      </w:rPr>
+    </w:lvl>
+    <w:lvl w:ilvl="3" w:tentative="1">
+      <w:start w:val="1"/>
+      <w:numFmt w:val="bullet"/>
+      <w:lvlText w:val=""/>
+      <w:lvlJc w:val="left"/>
+      <w:pPr>
+        <w:tabs>
+          <w:tab w:val="num" w:pos="2880"/>
+        </w:tabs>
+        <w:ind w:left="2880" w:hanging="360"/>
+      </w:pPr>
+      <w:rPr>
+        <w:rFonts w:ascii="Wingdings" w:hAnsi="Wingdings" w:hint="default"/>
+        <w:sz w:val="20"/>
+      </w:rPr>
+    </w:lvl>
+    <w:lvl w:ilvl="4" w:tentative="1">
+      <w:start w:val="1"/>
+      <w:numFmt w:val="bullet"/>
+      <w:lvlText w:val=""/>
+      <w:lvlJc w:val="left"/>
+      <w:pPr>
+        <w:tabs>
+          <w:tab w:val="num" w:pos="3600"/>
+        </w:tabs>
+        <w:ind w:left="3600" w:hanging="360"/>
+      </w:pPr>
+      <w:rPr>
+        <w:rFonts w:ascii="Wingdings" w:hAnsi="Wingdings" w:hint="default"/>
+        <w:sz w:val="20"/>
+      </w:rPr>
+    </w:lvl>
+    <w:lvl w:ilvl="5" w:tentative="1">
+      <w:start w:val="1"/>
+      <w:numFmt w:val="bullet"/>
+      <w:lvlText w:val=""/>
+      <w:lvlJc w:val="left"/>
+      <w:pPr>
+        <w:tabs>
+          <w:tab w:val="num" w:pos="4320"/>
+        </w:tabs>
+        <w:ind w:left="4320" w:hanging="360"/>
+      </w:pPr>
+      <w:rPr>
+        <w:rFonts w:ascii="Wingdings" w:hAnsi="Wingdings" w:hint="default"/>
+        <w:sz w:val="20"/>
+      </w:rPr>
+    </w:lvl>
+    <w:lvl w:ilvl="6" w:tentative="1">
+      <w:start w:val="1"/>
+      <w:numFmt w:val="bullet"/>
+      <w:lvlText w:val=""/>
+      <w:lvlJc w:val="left"/>
+      <w:pPr>
+        <w:tabs>
+          <w:tab w:val="num" w:pos="5040"/>
+        </w:tabs>
+        <w:ind w:left="5040" w:hanging="360"/>
+      </w:pPr>
+      <w:rPr>
+        <w:rFonts w:ascii="Wingdings" w:hAnsi="Wingdings" w:hint="default"/>
+        <w:sz w:val="20"/>
+      </w:rPr>
+    </w:lvl>
+    <w:lvl w:ilvl="7" w:tentative="1">
+      <w:start w:val="1"/>
+      <w:numFmt w:val="bullet"/>
+      <w:lvlText w:val=""/>
+      <w:lvlJc w:val="left"/>
+      <w:pPr>
+        <w:tabs>
+          <w:tab w:val="num" w:pos="5760"/>
+        </w:tabs>
+        <w:ind w:left="5760" w:hanging="360"/>
+      </w:pPr>
+      <w:rPr>
+        <w:rFonts w:ascii="Wingdings" w:hAnsi="Wingdings" w:hint="default"/>
+        <w:sz w:val="20"/>
+      </w:rPr>
+    </w:lvl>
+    <w:lvl w:ilvl="8" w:tentative="1">
+      <w:start w:val="1"/>
+      <w:numFmt w:val="bullet"/>
+      <w:lvlText w:val=""/>
+      <w:lvlJc w:val="left"/>
+      <w:pPr>
+        <w:tabs>
+          <w:tab w:val="num" w:pos="6480"/>
+        </w:tabs>
+        <w:ind w:left="6480" w:hanging="360"/>
+      </w:pPr>
+      <w:rPr>
+        <w:rFonts w:ascii="Wingdings" w:hAnsi="Wingdings" w:hint="default"/>
+        <w:sz w:val="20"/>
+      </w:rPr>
+    </w:lvl>
+  </w:abstractNum>
+  <w:abstractNum w:abstractNumId="8" w15:restartNumberingAfterBreak="0">
+    <w:nsid w:val="47FF39B0"/>
+    <w:multiLevelType w:val="multilevel"/>
+    <w:tmpl w:val="A824D8E4"/>
+    <w:lvl w:ilvl="0">
+      <w:start w:val="1"/>
+      <w:numFmt w:val="bullet"/>
+      <w:lvlText w:val=""/>
+      <w:lvlJc w:val="left"/>
+      <w:pPr>
+        <w:tabs>
+          <w:tab w:val="num" w:pos="720"/>
+        </w:tabs>
+        <w:ind w:left="720" w:hanging="360"/>
+      </w:pPr>
+      <w:rPr>
+        <w:rFonts w:ascii="Symbol" w:hAnsi="Symbol" w:hint="default"/>
+        <w:sz w:val="20"/>
+      </w:rPr>
+    </w:lvl>
+    <w:lvl w:ilvl="1" w:tentative="1">
+      <w:start w:val="1"/>
+      <w:numFmt w:val="bullet"/>
+      <w:lvlText w:val="o"/>
+      <w:lvlJc w:val="left"/>
+      <w:pPr>
+        <w:tabs>
+          <w:tab w:val="num" w:pos="1440"/>
+        </w:tabs>
+        <w:ind w:left="1440" w:hanging="360"/>
+      </w:pPr>
+      <w:rPr>
+        <w:rFonts w:ascii="Courier New" w:hAnsi="Courier New" w:hint="default"/>
+        <w:sz w:val="20"/>
+      </w:rPr>
+    </w:lvl>
+    <w:lvl w:ilvl="2" w:tentative="1">
+      <w:start w:val="1"/>
+      <w:numFmt w:val="bullet"/>
+      <w:lvlText w:val=""/>
+      <w:lvlJc w:val="left"/>
+      <w:pPr>
+        <w:tabs>
+          <w:tab w:val="num" w:pos="2160"/>
+        </w:tabs>
+        <w:ind w:left="2160" w:hanging="360"/>
+      </w:pPr>
+      <w:rPr>
+        <w:rFonts w:ascii="Wingdings" w:hAnsi="Wingdings" w:hint="default"/>
+        <w:sz w:val="20"/>
+      </w:rPr>
+    </w:lvl>
+    <w:lvl w:ilvl="3" w:tentative="1">
+      <w:start w:val="1"/>
+      <w:numFmt w:val="bullet"/>
+      <w:lvlText w:val=""/>
+      <w:lvlJc w:val="left"/>
+      <w:pPr>
+        <w:tabs>
+          <w:tab w:val="num" w:pos="2880"/>
+        </w:tabs>
+        <w:ind w:left="2880" w:hanging="360"/>
+      </w:pPr>
+      <w:rPr>
+        <w:rFonts w:ascii="Wingdings" w:hAnsi="Wingdings" w:hint="default"/>
+        <w:sz w:val="20"/>
+      </w:rPr>
+    </w:lvl>
+    <w:lvl w:ilvl="4" w:tentative="1">
+      <w:start w:val="1"/>
+      <w:numFmt w:val="bullet"/>
+      <w:lvlText w:val=""/>
+      <w:lvlJc w:val="left"/>
+      <w:pPr>
+        <w:tabs>
+          <w:tab w:val="num" w:pos="3600"/>
+        </w:tabs>
+        <w:ind w:left="3600" w:hanging="360"/>
+      </w:pPr>
+      <w:rPr>
+        <w:rFonts w:ascii="Wingdings" w:hAnsi="Wingdings" w:hint="default"/>
+        <w:sz w:val="20"/>
+      </w:rPr>
+    </w:lvl>
+    <w:lvl w:ilvl="5" w:tentative="1">
+      <w:start w:val="1"/>
+      <w:numFmt w:val="bullet"/>
+      <w:lvlText w:val=""/>
+      <w:lvlJc w:val="left"/>
+      <w:pPr>
+        <w:tabs>
+          <w:tab w:val="num" w:pos="4320"/>
+        </w:tabs>
+        <w:ind w:left="4320" w:hanging="360"/>
+      </w:pPr>
+      <w:rPr>
+        <w:rFonts w:ascii="Wingdings" w:hAnsi="Wingdings" w:hint="default"/>
+        <w:sz w:val="20"/>
+      </w:rPr>
+    </w:lvl>
+    <w:lvl w:ilvl="6" w:tentative="1">
+      <w:start w:val="1"/>
+      <w:numFmt w:val="bullet"/>
+      <w:lvlText w:val=""/>
+      <w:lvlJc w:val="left"/>
+      <w:pPr>
+        <w:tabs>
+          <w:tab w:val="num" w:pos="5040"/>
+        </w:tabs>
+        <w:ind w:left="5040" w:hanging="360"/>
+      </w:pPr>
+      <w:rPr>
+        <w:rFonts w:ascii="Wingdings" w:hAnsi="Wingdings" w:hint="default"/>
+        <w:sz w:val="20"/>
+      </w:rPr>
+    </w:lvl>
+    <w:lvl w:ilvl="7" w:tentative="1">
+      <w:start w:val="1"/>
+      <w:numFmt w:val="bullet"/>
+      <w:lvlText w:val=""/>
+      <w:lvlJc w:val="left"/>
+      <w:pPr>
+        <w:tabs>
+          <w:tab w:val="num" w:pos="5760"/>
+        </w:tabs>
+        <w:ind w:left="5760" w:hanging="360"/>
+      </w:pPr>
+      <w:rPr>
+        <w:rFonts w:ascii="Wingdings" w:hAnsi="Wingdings" w:hint="default"/>
+        <w:sz w:val="20"/>
+      </w:rPr>
+    </w:lvl>
+    <w:lvl w:ilvl="8" w:tentative="1">
+      <w:start w:val="1"/>
+      <w:numFmt w:val="bullet"/>
+      <w:lvlText w:val=""/>
+      <w:lvlJc w:val="left"/>
+      <w:pPr>
+        <w:tabs>
+          <w:tab w:val="num" w:pos="6480"/>
+        </w:tabs>
+        <w:ind w:left="6480" w:hanging="360"/>
+      </w:pPr>
+      <w:rPr>
+        <w:rFonts w:ascii="Wingdings" w:hAnsi="Wingdings" w:hint="default"/>
+        <w:sz w:val="20"/>
+      </w:rPr>
+    </w:lvl>
+  </w:abstractNum>
+  <w:abstractNum w:abstractNumId="9" w15:restartNumberingAfterBreak="0">
     <w:nsid w:val="52222BE3"/>
     <w:multiLevelType w:val="hybridMultilevel"/>
     <w:tmpl w:val="CB2E60DE"/>
@@ -14438,7 +15132,7 @@
       </w:pPr>
     </w:lvl>
   </w:abstractNum>
-  <w:abstractNum w:abstractNumId="6" w15:restartNumberingAfterBreak="0">
+  <w:abstractNum w:abstractNumId="10" w15:restartNumberingAfterBreak="0">
     <w:nsid w:val="559E4948"/>
     <w:multiLevelType w:val="hybridMultilevel"/>
     <w:tmpl w:val="00F4E198"/>
@@ -14492,7 +15186,7 @@
       <w:lvlJc w:val="left"/>
     </w:lvl>
   </w:abstractNum>
-  <w:abstractNum w:abstractNumId="7" w15:restartNumberingAfterBreak="0">
+  <w:abstractNum w:abstractNumId="11" w15:restartNumberingAfterBreak="0">
     <w:nsid w:val="593D539E"/>
     <w:multiLevelType w:val="multilevel"/>
     <w:tmpl w:val="4260BACC"/>
@@ -14641,123 +15335,10 @@
       </w:rPr>
     </w:lvl>
   </w:abstractNum>
-  <w:abstractNum w:abstractNumId="8" w15:restartNumberingAfterBreak="0">
-    <w:nsid w:val="738B664A"/>
-    <w:multiLevelType w:val="hybridMultilevel"/>
-    <w:tmpl w:val="A15858AC"/>
-    <w:lvl w:ilvl="0" w:tplc="714A92C2">
-      <w:start w:val="1"/>
-      <w:numFmt w:val="bullet"/>
-      <w:lvlText w:val="-"/>
-      <w:lvlJc w:val="left"/>
-      <w:pPr>
-        <w:ind w:left="720" w:hanging="360"/>
-      </w:pPr>
-      <w:rPr>
-        <w:rFonts w:ascii="Arial" w:eastAsia="Arial" w:hAnsi="Arial" w:cs="Arial" w:hint="default"/>
-      </w:rPr>
-    </w:lvl>
-    <w:lvl w:ilvl="1" w:tplc="08090003" w:tentative="1">
-      <w:start w:val="1"/>
-      <w:numFmt w:val="bullet"/>
-      <w:lvlText w:val="o"/>
-      <w:lvlJc w:val="left"/>
-      <w:pPr>
-        <w:ind w:left="1440" w:hanging="360"/>
-      </w:pPr>
-      <w:rPr>
-        <w:rFonts w:ascii="Courier New" w:hAnsi="Courier New" w:cs="Courier New" w:hint="default"/>
-      </w:rPr>
-    </w:lvl>
-    <w:lvl w:ilvl="2" w:tplc="08090005" w:tentative="1">
-      <w:start w:val="1"/>
-      <w:numFmt w:val="bullet"/>
-      <w:lvlText w:val=""/>
-      <w:lvlJc w:val="left"/>
-      <w:pPr>
-        <w:ind w:left="2160" w:hanging="360"/>
-      </w:pPr>
-      <w:rPr>
-        <w:rFonts w:ascii="Wingdings" w:hAnsi="Wingdings" w:hint="default"/>
-      </w:rPr>
-    </w:lvl>
-    <w:lvl w:ilvl="3" w:tplc="08090001" w:tentative="1">
-      <w:start w:val="1"/>
-      <w:numFmt w:val="bullet"/>
-      <w:lvlText w:val=""/>
-      <w:lvlJc w:val="left"/>
-      <w:pPr>
-        <w:ind w:left="2880" w:hanging="360"/>
-      </w:pPr>
-      <w:rPr>
-        <w:rFonts w:ascii="Symbol" w:hAnsi="Symbol" w:hint="default"/>
-      </w:rPr>
-    </w:lvl>
-    <w:lvl w:ilvl="4" w:tplc="08090003" w:tentative="1">
-      <w:start w:val="1"/>
-      <w:numFmt w:val="bullet"/>
-      <w:lvlText w:val="o"/>
-      <w:lvlJc w:val="left"/>
-      <w:pPr>
-        <w:ind w:left="3600" w:hanging="360"/>
-      </w:pPr>
-      <w:rPr>
-        <w:rFonts w:ascii="Courier New" w:hAnsi="Courier New" w:cs="Courier New" w:hint="default"/>
-      </w:rPr>
-    </w:lvl>
-    <w:lvl w:ilvl="5" w:tplc="08090005" w:tentative="1">
-      <w:start w:val="1"/>
-      <w:numFmt w:val="bullet"/>
-      <w:lvlText w:val=""/>
-      <w:lvlJc w:val="left"/>
-      <w:pPr>
-        <w:ind w:left="4320" w:hanging="360"/>
-      </w:pPr>
-      <w:rPr>
-        <w:rFonts w:ascii="Wingdings" w:hAnsi="Wingdings" w:hint="default"/>
-      </w:rPr>
-    </w:lvl>
-    <w:lvl w:ilvl="6" w:tplc="08090001" w:tentative="1">
-      <w:start w:val="1"/>
-      <w:numFmt w:val="bullet"/>
-      <w:lvlText w:val=""/>
-      <w:lvlJc w:val="left"/>
-      <w:pPr>
-        <w:ind w:left="5040" w:hanging="360"/>
-      </w:pPr>
-      <w:rPr>
-        <w:rFonts w:ascii="Symbol" w:hAnsi="Symbol" w:hint="default"/>
-      </w:rPr>
-    </w:lvl>
-    <w:lvl w:ilvl="7" w:tplc="08090003" w:tentative="1">
-      <w:start w:val="1"/>
-      <w:numFmt w:val="bullet"/>
-      <w:lvlText w:val="o"/>
-      <w:lvlJc w:val="left"/>
-      <w:pPr>
-        <w:ind w:left="5760" w:hanging="360"/>
-      </w:pPr>
-      <w:rPr>
-        <w:rFonts w:ascii="Courier New" w:hAnsi="Courier New" w:cs="Courier New" w:hint="default"/>
-      </w:rPr>
-    </w:lvl>
-    <w:lvl w:ilvl="8" w:tplc="08090005" w:tentative="1">
-      <w:start w:val="1"/>
-      <w:numFmt w:val="bullet"/>
-      <w:lvlText w:val=""/>
-      <w:lvlJc w:val="left"/>
-      <w:pPr>
-        <w:ind w:left="6480" w:hanging="360"/>
-      </w:pPr>
-      <w:rPr>
-        <w:rFonts w:ascii="Wingdings" w:hAnsi="Wingdings" w:hint="default"/>
-      </w:rPr>
-    </w:lvl>
-  </w:abstractNum>
-  <w:abstractNum w:abstractNumId="9" w15:restartNumberingAfterBreak="0">
-    <w:nsid w:val="7607462E"/>
+  <w:abstractNum w:abstractNumId="12" w15:restartNumberingAfterBreak="0">
+    <w:nsid w:val="6402664A"/>
     <w:multiLevelType w:val="multilevel"/>
-    <w:tmpl w:val="3DF65C72"/>
+    <w:tmpl w:val="D8AE0320"/>
     <w:lvl w:ilvl="0">
       <w:start w:val="1"/>
       <w:numFmt w:val="bullet"/>
@@ -14903,41 +15484,470 @@
       </w:rPr>
     </w:lvl>
   </w:abstractNum>
+  <w:abstractNum w:abstractNumId="13" w15:restartNumberingAfterBreak="0">
+    <w:nsid w:val="69541C78"/>
+    <w:multiLevelType w:val="multilevel"/>
+    <w:tmpl w:val="D138D1BE"/>
+    <w:lvl w:ilvl="0">
+      <w:start w:val="1"/>
+      <w:numFmt w:val="bullet"/>
+      <w:lvlText w:val=""/>
+      <w:lvlJc w:val="left"/>
+      <w:pPr>
+        <w:tabs>
+          <w:tab w:val="num" w:pos="720"/>
+        </w:tabs>
+        <w:ind w:left="720" w:hanging="360"/>
+      </w:pPr>
+      <w:rPr>
+        <w:rFonts w:ascii="Symbol" w:hAnsi="Symbol" w:hint="default"/>
+        <w:sz w:val="20"/>
+      </w:rPr>
+    </w:lvl>
+    <w:lvl w:ilvl="1" w:tentative="1">
+      <w:start w:val="1"/>
+      <w:numFmt w:val="bullet"/>
+      <w:lvlText w:val="o"/>
+      <w:lvlJc w:val="left"/>
+      <w:pPr>
+        <w:tabs>
+          <w:tab w:val="num" w:pos="1440"/>
+        </w:tabs>
+        <w:ind w:left="1440" w:hanging="360"/>
+      </w:pPr>
+      <w:rPr>
+        <w:rFonts w:ascii="Courier New" w:hAnsi="Courier New" w:hint="default"/>
+        <w:sz w:val="20"/>
+      </w:rPr>
+    </w:lvl>
+    <w:lvl w:ilvl="2" w:tentative="1">
+      <w:start w:val="1"/>
+      <w:numFmt w:val="bullet"/>
+      <w:lvlText w:val=""/>
+      <w:lvlJc w:val="left"/>
+      <w:pPr>
+        <w:tabs>
+          <w:tab w:val="num" w:pos="2160"/>
+        </w:tabs>
+        <w:ind w:left="2160" w:hanging="360"/>
+      </w:pPr>
+      <w:rPr>
+        <w:rFonts w:ascii="Wingdings" w:hAnsi="Wingdings" w:hint="default"/>
+        <w:sz w:val="20"/>
+      </w:rPr>
+    </w:lvl>
+    <w:lvl w:ilvl="3" w:tentative="1">
+      <w:start w:val="1"/>
+      <w:numFmt w:val="bullet"/>
+      <w:lvlText w:val=""/>
+      <w:lvlJc w:val="left"/>
+      <w:pPr>
+        <w:tabs>
+          <w:tab w:val="num" w:pos="2880"/>
+        </w:tabs>
+        <w:ind w:left="2880" w:hanging="360"/>
+      </w:pPr>
+      <w:rPr>
+        <w:rFonts w:ascii="Wingdings" w:hAnsi="Wingdings" w:hint="default"/>
+        <w:sz w:val="20"/>
+      </w:rPr>
+    </w:lvl>
+    <w:lvl w:ilvl="4" w:tentative="1">
+      <w:start w:val="1"/>
+      <w:numFmt w:val="bullet"/>
+      <w:lvlText w:val=""/>
+      <w:lvlJc w:val="left"/>
+      <w:pPr>
+        <w:tabs>
+          <w:tab w:val="num" w:pos="3600"/>
+        </w:tabs>
+        <w:ind w:left="3600" w:hanging="360"/>
+      </w:pPr>
+      <w:rPr>
+        <w:rFonts w:ascii="Wingdings" w:hAnsi="Wingdings" w:hint="default"/>
+        <w:sz w:val="20"/>
+      </w:rPr>
+    </w:lvl>
+    <w:lvl w:ilvl="5" w:tentative="1">
+      <w:start w:val="1"/>
+      <w:numFmt w:val="bullet"/>
+      <w:lvlText w:val=""/>
+      <w:lvlJc w:val="left"/>
+      <w:pPr>
+        <w:tabs>
+          <w:tab w:val="num" w:pos="4320"/>
+        </w:tabs>
+        <w:ind w:left="4320" w:hanging="360"/>
+      </w:pPr>
+      <w:rPr>
+        <w:rFonts w:ascii="Wingdings" w:hAnsi="Wingdings" w:hint="default"/>
+        <w:sz w:val="20"/>
+      </w:rPr>
+    </w:lvl>
+    <w:lvl w:ilvl="6" w:tentative="1">
+      <w:start w:val="1"/>
+      <w:numFmt w:val="bullet"/>
+      <w:lvlText w:val=""/>
+      <w:lvlJc w:val="left"/>
+      <w:pPr>
+        <w:tabs>
+          <w:tab w:val="num" w:pos="5040"/>
+        </w:tabs>
+        <w:ind w:left="5040" w:hanging="360"/>
+      </w:pPr>
+      <w:rPr>
+        <w:rFonts w:ascii="Wingdings" w:hAnsi="Wingdings" w:hint="default"/>
+        <w:sz w:val="20"/>
+      </w:rPr>
+    </w:lvl>
+    <w:lvl w:ilvl="7" w:tentative="1">
+      <w:start w:val="1"/>
+      <w:numFmt w:val="bullet"/>
+      <w:lvlText w:val=""/>
+      <w:lvlJc w:val="left"/>
+      <w:pPr>
+        <w:tabs>
+          <w:tab w:val="num" w:pos="5760"/>
+        </w:tabs>
+        <w:ind w:left="5760" w:hanging="360"/>
+      </w:pPr>
+      <w:rPr>
+        <w:rFonts w:ascii="Wingdings" w:hAnsi="Wingdings" w:hint="default"/>
+        <w:sz w:val="20"/>
+      </w:rPr>
+    </w:lvl>
+    <w:lvl w:ilvl="8" w:tentative="1">
+      <w:start w:val="1"/>
+      <w:numFmt w:val="bullet"/>
+      <w:lvlText w:val=""/>
+      <w:lvlJc w:val="left"/>
+      <w:pPr>
+        <w:tabs>
+          <w:tab w:val="num" w:pos="6480"/>
+        </w:tabs>
+        <w:ind w:left="6480" w:hanging="360"/>
+      </w:pPr>
+      <w:rPr>
+        <w:rFonts w:ascii="Wingdings" w:hAnsi="Wingdings" w:hint="default"/>
+        <w:sz w:val="20"/>
+      </w:rPr>
+    </w:lvl>
+  </w:abstractNum>
+  <w:abstractNum w:abstractNumId="14" w15:restartNumberingAfterBreak="0">
+    <w:nsid w:val="738B664A"/>
+    <w:multiLevelType w:val="hybridMultilevel"/>
+    <w:tmpl w:val="A15858AC"/>
+    <w:lvl w:ilvl="0" w:tplc="714A92C2">
+      <w:start w:val="1"/>
+      <w:numFmt w:val="bullet"/>
+      <w:lvlText w:val="-"/>
+      <w:lvlJc w:val="left"/>
+      <w:pPr>
+        <w:ind w:left="720" w:hanging="360"/>
+      </w:pPr>
+      <w:rPr>
+        <w:rFonts w:ascii="Arial" w:eastAsia="Arial" w:hAnsi="Arial" w:cs="Arial" w:hint="default"/>
+      </w:rPr>
+    </w:lvl>
+    <w:lvl w:ilvl="1" w:tplc="08090003" w:tentative="1">
+      <w:start w:val="1"/>
+      <w:numFmt w:val="bullet"/>
+      <w:lvlText w:val="o"/>
+      <w:lvlJc w:val="left"/>
+      <w:pPr>
+        <w:ind w:left="1440" w:hanging="360"/>
+      </w:pPr>
+      <w:rPr>
+        <w:rFonts w:ascii="Courier New" w:hAnsi="Courier New" w:cs="Courier New" w:hint="default"/>
+      </w:rPr>
+    </w:lvl>
+    <w:lvl w:ilvl="2" w:tplc="08090005" w:tentative="1">
+      <w:start w:val="1"/>
+      <w:numFmt w:val="bullet"/>
+      <w:lvlText w:val=""/>
+      <w:lvlJc w:val="left"/>
+      <w:pPr>
+        <w:ind w:left="2160" w:hanging="360"/>
+      </w:pPr>
+      <w:rPr>
+        <w:rFonts w:ascii="Wingdings" w:hAnsi="Wingdings" w:hint="default"/>
+      </w:rPr>
+    </w:lvl>
+    <w:lvl w:ilvl="3" w:tplc="08090001" w:tentative="1">
+      <w:start w:val="1"/>
+      <w:numFmt w:val="bullet"/>
+      <w:lvlText w:val=""/>
+      <w:lvlJc w:val="left"/>
+      <w:pPr>
+        <w:ind w:left="2880" w:hanging="360"/>
+      </w:pPr>
+      <w:rPr>
+        <w:rFonts w:ascii="Symbol" w:hAnsi="Symbol" w:hint="default"/>
+      </w:rPr>
+    </w:lvl>
+    <w:lvl w:ilvl="4" w:tplc="08090003" w:tentative="1">
+      <w:start w:val="1"/>
+      <w:numFmt w:val="bullet"/>
+      <w:lvlText w:val="o"/>
+      <w:lvlJc w:val="left"/>
+      <w:pPr>
+        <w:ind w:left="3600" w:hanging="360"/>
+      </w:pPr>
+      <w:rPr>
+        <w:rFonts w:ascii="Courier New" w:hAnsi="Courier New" w:cs="Courier New" w:hint="default"/>
+      </w:rPr>
+    </w:lvl>
+    <w:lvl w:ilvl="5" w:tplc="08090005" w:tentative="1">
+      <w:start w:val="1"/>
+      <w:numFmt w:val="bullet"/>
+      <w:lvlText w:val=""/>
+      <w:lvlJc w:val="left"/>
+      <w:pPr>
+        <w:ind w:left="4320" w:hanging="360"/>
+      </w:pPr>
+      <w:rPr>
+        <w:rFonts w:ascii="Wingdings" w:hAnsi="Wingdings" w:hint="default"/>
+      </w:rPr>
+    </w:lvl>
+    <w:lvl w:ilvl="6" w:tplc="08090001" w:tentative="1">
+      <w:start w:val="1"/>
+      <w:numFmt w:val="bullet"/>
+      <w:lvlText w:val=""/>
+      <w:lvlJc w:val="left"/>
+      <w:pPr>
+        <w:ind w:left="5040" w:hanging="360"/>
+      </w:pPr>
+      <w:rPr>
+        <w:rFonts w:ascii="Symbol" w:hAnsi="Symbol" w:hint="default"/>
+      </w:rPr>
+    </w:lvl>
+    <w:lvl w:ilvl="7" w:tplc="08090003" w:tentative="1">
+      <w:start w:val="1"/>
+      <w:numFmt w:val="bullet"/>
+      <w:lvlText w:val="o"/>
+      <w:lvlJc w:val="left"/>
+      <w:pPr>
+        <w:ind w:left="5760" w:hanging="360"/>
+      </w:pPr>
+      <w:rPr>
+        <w:rFonts w:ascii="Courier New" w:hAnsi="Courier New" w:cs="Courier New" w:hint="default"/>
+      </w:rPr>
+    </w:lvl>
+    <w:lvl w:ilvl="8" w:tplc="08090005" w:tentative="1">
+      <w:start w:val="1"/>
+      <w:numFmt w:val="bullet"/>
+      <w:lvlText w:val=""/>
+      <w:lvlJc w:val="left"/>
+      <w:pPr>
+        <w:ind w:left="6480" w:hanging="360"/>
+      </w:pPr>
+      <w:rPr>
+        <w:rFonts w:ascii="Wingdings" w:hAnsi="Wingdings" w:hint="default"/>
+      </w:rPr>
+    </w:lvl>
+  </w:abstractNum>
+  <w:abstractNum w:abstractNumId="15" w15:restartNumberingAfterBreak="0">
+    <w:nsid w:val="7607462E"/>
+    <w:multiLevelType w:val="multilevel"/>
+    <w:tmpl w:val="3DF65C72"/>
+    <w:lvl w:ilvl="0">
+      <w:start w:val="1"/>
+      <w:numFmt w:val="bullet"/>
+      <w:lvlText w:val=""/>
+      <w:lvlJc w:val="left"/>
+      <w:pPr>
+        <w:tabs>
+          <w:tab w:val="num" w:pos="720"/>
+        </w:tabs>
+        <w:ind w:left="720" w:hanging="360"/>
+      </w:pPr>
+      <w:rPr>
+        <w:rFonts w:ascii="Symbol" w:hAnsi="Symbol" w:hint="default"/>
+        <w:sz w:val="20"/>
+      </w:rPr>
+    </w:lvl>
+    <w:lvl w:ilvl="1" w:tentative="1">
+      <w:start w:val="1"/>
+      <w:numFmt w:val="bullet"/>
+      <w:lvlText w:val="o"/>
+      <w:lvlJc w:val="left"/>
+      <w:pPr>
+        <w:tabs>
+          <w:tab w:val="num" w:pos="1440"/>
+        </w:tabs>
+        <w:ind w:left="1440" w:hanging="360"/>
+      </w:pPr>
+      <w:rPr>
+        <w:rFonts w:ascii="Courier New" w:hAnsi="Courier New" w:hint="default"/>
+        <w:sz w:val="20"/>
+      </w:rPr>
+    </w:lvl>
+    <w:lvl w:ilvl="2" w:tentative="1">
+      <w:start w:val="1"/>
+      <w:numFmt w:val="bullet"/>
+      <w:lvlText w:val=""/>
+      <w:lvlJc w:val="left"/>
+      <w:pPr>
+        <w:tabs>
+          <w:tab w:val="num" w:pos="2160"/>
+        </w:tabs>
+        <w:ind w:left="2160" w:hanging="360"/>
+      </w:pPr>
+      <w:rPr>
+        <w:rFonts w:ascii="Wingdings" w:hAnsi="Wingdings" w:hint="default"/>
+        <w:sz w:val="20"/>
+      </w:rPr>
+    </w:lvl>
+    <w:lvl w:ilvl="3" w:tentative="1">
+      <w:start w:val="1"/>
+      <w:numFmt w:val="bullet"/>
+      <w:lvlText w:val=""/>
+      <w:lvlJc w:val="left"/>
+      <w:pPr>
+        <w:tabs>
+          <w:tab w:val="num" w:pos="2880"/>
+        </w:tabs>
+        <w:ind w:left="2880" w:hanging="360"/>
+      </w:pPr>
+      <w:rPr>
+        <w:rFonts w:ascii="Wingdings" w:hAnsi="Wingdings" w:hint="default"/>
+        <w:sz w:val="20"/>
+      </w:rPr>
+    </w:lvl>
+    <w:lvl w:ilvl="4" w:tentative="1">
+      <w:start w:val="1"/>
+      <w:numFmt w:val="bullet"/>
+      <w:lvlText w:val=""/>
+      <w:lvlJc w:val="left"/>
+      <w:pPr>
+        <w:tabs>
+          <w:tab w:val="num" w:pos="3600"/>
+        </w:tabs>
+        <w:ind w:left="3600" w:hanging="360"/>
+      </w:pPr>
+      <w:rPr>
+        <w:rFonts w:ascii="Wingdings" w:hAnsi="Wingdings" w:hint="default"/>
+        <w:sz w:val="20"/>
+      </w:rPr>
+    </w:lvl>
+    <w:lvl w:ilvl="5" w:tentative="1">
+      <w:start w:val="1"/>
+      <w:numFmt w:val="bullet"/>
+      <w:lvlText w:val=""/>
+      <w:lvlJc w:val="left"/>
+      <w:pPr>
+        <w:tabs>
+          <w:tab w:val="num" w:pos="4320"/>
+        </w:tabs>
+        <w:ind w:left="4320" w:hanging="360"/>
+      </w:pPr>
+      <w:rPr>
+        <w:rFonts w:ascii="Wingdings" w:hAnsi="Wingdings" w:hint="default"/>
+        <w:sz w:val="20"/>
+      </w:rPr>
+    </w:lvl>
+    <w:lvl w:ilvl="6" w:tentative="1">
+      <w:start w:val="1"/>
+      <w:numFmt w:val="bullet"/>
+      <w:lvlText w:val=""/>
+      <w:lvlJc w:val="left"/>
+      <w:pPr>
+        <w:tabs>
+          <w:tab w:val="num" w:pos="5040"/>
+        </w:tabs>
+        <w:ind w:left="5040" w:hanging="360"/>
+      </w:pPr>
+      <w:rPr>
+        <w:rFonts w:ascii="Wingdings" w:hAnsi="Wingdings" w:hint="default"/>
+        <w:sz w:val="20"/>
+      </w:rPr>
+    </w:lvl>
+    <w:lvl w:ilvl="7" w:tentative="1">
+      <w:start w:val="1"/>
+      <w:numFmt w:val="bullet"/>
+      <w:lvlText w:val=""/>
+      <w:lvlJc w:val="left"/>
+      <w:pPr>
+        <w:tabs>
+          <w:tab w:val="num" w:pos="5760"/>
+        </w:tabs>
+        <w:ind w:left="5760" w:hanging="360"/>
+      </w:pPr>
+      <w:rPr>
+        <w:rFonts w:ascii="Wingdings" w:hAnsi="Wingdings" w:hint="default"/>
+        <w:sz w:val="20"/>
+      </w:rPr>
+    </w:lvl>
+    <w:lvl w:ilvl="8" w:tentative="1">
+      <w:start w:val="1"/>
+      <w:numFmt w:val="bullet"/>
+      <w:lvlText w:val=""/>
+      <w:lvlJc w:val="left"/>
+      <w:pPr>
+        <w:tabs>
+          <w:tab w:val="num" w:pos="6480"/>
+        </w:tabs>
+        <w:ind w:left="6480" w:hanging="360"/>
+      </w:pPr>
+      <w:rPr>
+        <w:rFonts w:ascii="Wingdings" w:hAnsi="Wingdings" w:hint="default"/>
+        <w:sz w:val="20"/>
+      </w:rPr>
+    </w:lvl>
+  </w:abstractNum>
   <w:num w:numId="1" w16cid:durableId="1810433599">
-    <w:abstractNumId w:val="5"/>
+    <w:abstractNumId w:val="9"/>
     <w:lvlOverride w:ilvl="0">
       <w:startOverride w:val="1"/>
     </w:lvlOverride>
   </w:num>
   <w:num w:numId="2" w16cid:durableId="1455752755">
-    <w:abstractNumId w:val="6"/>
+    <w:abstractNumId w:val="10"/>
     <w:lvlOverride w:ilvl="0">
       <w:startOverride w:val="1"/>
     </w:lvlOverride>
   </w:num>
   <w:num w:numId="3" w16cid:durableId="829444789">
+    <w:abstractNumId w:val="14"/>
+  </w:num>
+  <w:num w:numId="4" w16cid:durableId="527183901">
+    <w:abstractNumId w:val="6"/>
+  </w:num>
+  <w:num w:numId="5" w16cid:durableId="101460967">
+    <w:abstractNumId w:val="15"/>
+  </w:num>
+  <w:num w:numId="6" w16cid:durableId="2143687665">
+    <w:abstractNumId w:val="2"/>
+  </w:num>
+  <w:num w:numId="7" w16cid:durableId="585186153">
+    <w:abstractNumId w:val="7"/>
+  </w:num>
+  <w:num w:numId="8" w16cid:durableId="1893729443">
+    <w:abstractNumId w:val="5"/>
+  </w:num>
+  <w:num w:numId="9" w16cid:durableId="1235316186">
+    <w:abstractNumId w:val="11"/>
+  </w:num>
+  <w:num w:numId="10" w16cid:durableId="1582832497">
+    <w:abstractNumId w:val="4"/>
+  </w:num>
+  <w:num w:numId="11" w16cid:durableId="42561894">
+    <w:abstractNumId w:val="13"/>
+  </w:num>
+  <w:num w:numId="12" w16cid:durableId="1640959747">
+    <w:abstractNumId w:val="3"/>
+  </w:num>
+  <w:num w:numId="13" w16cid:durableId="1386684695">
+    <w:abstractNumId w:val="1"/>
+  </w:num>
+  <w:num w:numId="14" w16cid:durableId="781807628">
+    <w:abstractNumId w:val="12"/>
+  </w:num>
+  <w:num w:numId="15" w16cid:durableId="644510557">
     <w:abstractNumId w:val="8"/>
   </w:num>
-  <w:num w:numId="4" w16cid:durableId="527183901">
-    <w:abstractNumId w:val="3"/>
-  </w:num>
-  <w:num w:numId="5" w16cid:durableId="101460967">
-    <w:abstractNumId w:val="9"/>
-  </w:num>
-  <w:num w:numId="6" w16cid:durableId="2143687665">
+  <w:num w:numId="16" w16cid:durableId="1051270274">
     <w:abstractNumId w:val="0"/>
-  </w:num>
-  <w:num w:numId="7" w16cid:durableId="585186153">
-    <w:abstractNumId w:val="4"/>
-  </w:num>
-  <w:num w:numId="8" w16cid:durableId="1893729443">
-    <w:abstractNumId w:val="2"/>
-  </w:num>
-  <w:num w:numId="9" w16cid:durableId="1235316186">
-    <w:abstractNumId w:val="7"/>
-  </w:num>
-  <w:num w:numId="10" w16cid:durableId="1582832497">
-    <w:abstractNumId w:val="1"/>
   </w:num>
 </w:numbering>
 </file>
@@ -15680,6 +16690,30 @@
       <w:szCs w:val="23"/>
     </w:rPr>
   </w:style>
+  <w:style w:type="character" w:styleId="Strong">
+    <w:name w:val="Strong"/>
+    <w:basedOn w:val="DefaultParagraphFont"/>
+    <w:uiPriority w:val="22"/>
+    <w:qFormat/>
+    <w:rsid w:val="00123C8B"/>
+    <w:rPr>
+      <w:b/>
+      <w:bCs/>
+    </w:rPr>
+  </w:style>
+  <w:style w:type="character" w:styleId="HTMLCode">
+    <w:name w:val="HTML Code"/>
+    <w:basedOn w:val="DefaultParagraphFont"/>
+    <w:uiPriority w:val="99"/>
+    <w:semiHidden/>
+    <w:unhideWhenUsed/>
+    <w:rsid w:val="00123C8B"/>
+    <w:rPr>
+      <w:rFonts w:ascii="Courier New" w:eastAsia="Times New Roman" w:hAnsi="Courier New" w:cs="Courier New"/>
+      <w:sz w:val="20"/>
+      <w:szCs w:val="20"/>
+    </w:rPr>
+  </w:style>
 </w:styles>
 </file>
 
